--- a/spiral.docx
+++ b/spiral.docx
@@ -35182,30 +35182,2692 @@
       <w:pPr>
         <w:pStyle w:val="NormalWeb"/>
         <w:rPr>
-          <w:b/>
-          <w:sz w:val="28"/>
-          <w:szCs w:val="28"/>
-        </w:rPr>
-      </w:pPr>
+          <w:sz w:val="28"/>
+          <w:szCs w:val="28"/>
+        </w:rPr>
+      </w:pPr>
+      <w:r>
+        <w:rPr>
+          <w:sz w:val="28"/>
+          <w:szCs w:val="28"/>
+        </w:rPr>
+        <w:t xml:space="preserve">items               </w:t>
+      </w:r>
+    </w:p>
+    <w:p>
+      <w:pPr>
+        <w:pStyle w:val="NormalWeb"/>
+        <w:rPr>
+          <w:sz w:val="28"/>
+          <w:szCs w:val="28"/>
+        </w:rPr>
+      </w:pPr>
+      <w:r>
+        <w:rPr>
+          <w:sz w:val="28"/>
+          <w:szCs w:val="28"/>
+        </w:rPr>
+        <w:t xml:space="preserve">[1] {bread, eggs, milk} </w:t>
+      </w:r>
+    </w:p>
+    <w:p>
+      <w:pPr>
+        <w:pStyle w:val="NormalWeb"/>
+        <w:rPr>
+          <w:sz w:val="28"/>
+          <w:szCs w:val="28"/>
+        </w:rPr>
+      </w:pPr>
+      <w:r>
+        <w:rPr>
+          <w:sz w:val="28"/>
+          <w:szCs w:val="28"/>
+        </w:rPr>
+        <w:t xml:space="preserve">[2] {bread, milk}       </w:t>
+      </w:r>
+    </w:p>
+    <w:p>
+      <w:pPr>
+        <w:pStyle w:val="NormalWeb"/>
+        <w:rPr>
+          <w:sz w:val="28"/>
+          <w:szCs w:val="28"/>
+        </w:rPr>
+      </w:pPr>
+      <w:r>
+        <w:rPr>
+          <w:sz w:val="28"/>
+          <w:szCs w:val="28"/>
+        </w:rPr>
+        <w:t xml:space="preserve">[3] {juice, milk}       </w:t>
+      </w:r>
+    </w:p>
+    <w:p>
+      <w:pPr>
+        <w:pStyle w:val="NormalWeb"/>
+        <w:rPr>
+          <w:sz w:val="28"/>
+          <w:szCs w:val="28"/>
+        </w:rPr>
+      </w:pPr>
+      <w:r>
+        <w:rPr>
+          <w:sz w:val="28"/>
+          <w:szCs w:val="28"/>
+        </w:rPr>
+        <w:t>[4] {bread, juice, milk}</w:t>
+      </w:r>
+    </w:p>
+    <w:p>
+      <w:pPr>
+        <w:pStyle w:val="NormalWeb"/>
+        <w:rPr>
+          <w:sz w:val="28"/>
+          <w:szCs w:val="28"/>
+        </w:rPr>
+      </w:pPr>
+      <w:r>
+        <w:rPr>
+          <w:sz w:val="28"/>
+          <w:szCs w:val="28"/>
+        </w:rPr>
+        <w:t xml:space="preserve">[5] {bread, eggs}       </w:t>
+      </w:r>
+    </w:p>
+    <w:p>
+      <w:pPr>
+        <w:pStyle w:val="NormalWeb"/>
+        <w:rPr>
+          <w:sz w:val="28"/>
+          <w:szCs w:val="28"/>
+        </w:rPr>
+      </w:pPr>
+    </w:p>
+    <w:p>
+      <w:pPr>
+        <w:pStyle w:val="NormalWeb"/>
+        <w:rPr>
+          <w:sz w:val="28"/>
+          <w:szCs w:val="28"/>
+        </w:rPr>
+      </w:pPr>
+      <w:proofErr w:type="spellStart"/>
+      <w:r>
+        <w:rPr>
+          <w:sz w:val="28"/>
+          <w:szCs w:val="28"/>
+        </w:rPr>
+        <w:t>Apriori</w:t>
+      </w:r>
+      <w:proofErr w:type="spellEnd"/>
+    </w:p>
+    <w:p>
+      <w:pPr>
+        <w:pStyle w:val="NormalWeb"/>
+        <w:rPr>
+          <w:sz w:val="28"/>
+          <w:szCs w:val="28"/>
+        </w:rPr>
+      </w:pPr>
+    </w:p>
+    <w:p>
+      <w:pPr>
+        <w:pStyle w:val="NormalWeb"/>
+        <w:rPr>
+          <w:sz w:val="28"/>
+          <w:szCs w:val="28"/>
+        </w:rPr>
+      </w:pPr>
+      <w:r>
+        <w:rPr>
+          <w:sz w:val="28"/>
+          <w:szCs w:val="28"/>
+        </w:rPr>
+        <w:t>Parameter specification:</w:t>
+      </w:r>
+    </w:p>
+    <w:p>
+      <w:pPr>
+        <w:pStyle w:val="NormalWeb"/>
+        <w:rPr>
+          <w:sz w:val="28"/>
+          <w:szCs w:val="28"/>
+        </w:rPr>
+      </w:pPr>
+      <w:r>
+        <w:rPr>
+          <w:sz w:val="28"/>
+          <w:szCs w:val="28"/>
+        </w:rPr>
+        <w:t xml:space="preserve"> confidence </w:t>
+      </w:r>
+      <w:proofErr w:type="spellStart"/>
+      <w:r>
+        <w:rPr>
+          <w:sz w:val="28"/>
+          <w:szCs w:val="28"/>
+        </w:rPr>
+        <w:t>minval</w:t>
+      </w:r>
+      <w:proofErr w:type="spellEnd"/>
+      <w:r>
+        <w:rPr>
+          <w:sz w:val="28"/>
+          <w:szCs w:val="28"/>
+        </w:rPr>
+        <w:t xml:space="preserve"> </w:t>
+      </w:r>
+      <w:proofErr w:type="spellStart"/>
+      <w:r>
+        <w:rPr>
+          <w:sz w:val="28"/>
+          <w:szCs w:val="28"/>
+        </w:rPr>
+        <w:t>smax</w:t>
+      </w:r>
+      <w:proofErr w:type="spellEnd"/>
+      <w:r>
+        <w:rPr>
+          <w:sz w:val="28"/>
+          <w:szCs w:val="28"/>
+        </w:rPr>
+        <w:t xml:space="preserve"> </w:t>
+      </w:r>
+      <w:proofErr w:type="spellStart"/>
+      <w:proofErr w:type="gramStart"/>
+      <w:r>
+        <w:rPr>
+          <w:sz w:val="28"/>
+          <w:szCs w:val="28"/>
+        </w:rPr>
+        <w:t>arem</w:t>
+      </w:r>
+      <w:proofErr w:type="spellEnd"/>
+      <w:r>
+        <w:rPr>
+          <w:sz w:val="28"/>
+          <w:szCs w:val="28"/>
+        </w:rPr>
+        <w:t xml:space="preserve">  </w:t>
+      </w:r>
+      <w:proofErr w:type="spellStart"/>
+      <w:r>
+        <w:rPr>
+          <w:sz w:val="28"/>
+          <w:szCs w:val="28"/>
+        </w:rPr>
+        <w:t>aval</w:t>
+      </w:r>
+      <w:proofErr w:type="spellEnd"/>
+      <w:proofErr w:type="gramEnd"/>
+      <w:r>
+        <w:rPr>
+          <w:sz w:val="28"/>
+          <w:szCs w:val="28"/>
+        </w:rPr>
+        <w:t xml:space="preserve"> </w:t>
+      </w:r>
+      <w:proofErr w:type="spellStart"/>
+      <w:r>
+        <w:rPr>
+          <w:sz w:val="28"/>
+          <w:szCs w:val="28"/>
+        </w:rPr>
+        <w:t>originalSupport</w:t>
+      </w:r>
+      <w:proofErr w:type="spellEnd"/>
+      <w:r>
+        <w:rPr>
+          <w:sz w:val="28"/>
+          <w:szCs w:val="28"/>
+        </w:rPr>
+        <w:t xml:space="preserve"> </w:t>
+      </w:r>
+      <w:proofErr w:type="spellStart"/>
+      <w:r>
+        <w:rPr>
+          <w:sz w:val="28"/>
+          <w:szCs w:val="28"/>
+        </w:rPr>
+        <w:t>maxtime</w:t>
+      </w:r>
+      <w:proofErr w:type="spellEnd"/>
+      <w:r>
+        <w:rPr>
+          <w:sz w:val="28"/>
+          <w:szCs w:val="28"/>
+        </w:rPr>
+        <w:t xml:space="preserve"> support</w:t>
+      </w:r>
+    </w:p>
+    <w:p>
+      <w:pPr>
+        <w:pStyle w:val="NormalWeb"/>
+        <w:rPr>
+          <w:sz w:val="28"/>
+          <w:szCs w:val="28"/>
+        </w:rPr>
+      </w:pPr>
+      <w:r>
+        <w:rPr>
+          <w:sz w:val="28"/>
+          <w:szCs w:val="28"/>
+        </w:rPr>
+        <w:lastRenderedPageBreak/>
+        <w:t xml:space="preserve">          0    0.1    1 none FALSE            TRUE       5       0</w:t>
+      </w:r>
+    </w:p>
+    <w:p>
+      <w:pPr>
+        <w:pStyle w:val="NormalWeb"/>
+        <w:rPr>
+          <w:sz w:val="28"/>
+          <w:szCs w:val="28"/>
+        </w:rPr>
+      </w:pPr>
+      <w:r>
+        <w:rPr>
+          <w:sz w:val="28"/>
+          <w:szCs w:val="28"/>
+        </w:rPr>
+        <w:t xml:space="preserve"> </w:t>
+      </w:r>
+      <w:proofErr w:type="spellStart"/>
+      <w:r>
+        <w:rPr>
+          <w:sz w:val="28"/>
+          <w:szCs w:val="28"/>
+        </w:rPr>
+        <w:t>minlen</w:t>
+      </w:r>
+      <w:proofErr w:type="spellEnd"/>
+      <w:r>
+        <w:rPr>
+          <w:sz w:val="28"/>
+          <w:szCs w:val="28"/>
+        </w:rPr>
+        <w:t xml:space="preserve"> </w:t>
+      </w:r>
+      <w:proofErr w:type="spellStart"/>
+      <w:r>
+        <w:rPr>
+          <w:sz w:val="28"/>
+          <w:szCs w:val="28"/>
+        </w:rPr>
+        <w:t>maxlen</w:t>
+      </w:r>
+      <w:proofErr w:type="spellEnd"/>
+      <w:r>
+        <w:rPr>
+          <w:sz w:val="28"/>
+          <w:szCs w:val="28"/>
+        </w:rPr>
+        <w:t xml:space="preserve"> </w:t>
+      </w:r>
+      <w:proofErr w:type="gramStart"/>
+      <w:r>
+        <w:rPr>
+          <w:sz w:val="28"/>
+          <w:szCs w:val="28"/>
+        </w:rPr>
+        <w:t xml:space="preserve">target  </w:t>
+      </w:r>
+      <w:proofErr w:type="spellStart"/>
+      <w:r>
+        <w:rPr>
+          <w:sz w:val="28"/>
+          <w:szCs w:val="28"/>
+        </w:rPr>
+        <w:t>ext</w:t>
+      </w:r>
+      <w:proofErr w:type="spellEnd"/>
+      <w:proofErr w:type="gramEnd"/>
+    </w:p>
+    <w:p>
+      <w:pPr>
+        <w:pStyle w:val="NormalWeb"/>
+        <w:rPr>
+          <w:sz w:val="28"/>
+          <w:szCs w:val="28"/>
+        </w:rPr>
+      </w:pPr>
+      <w:r>
+        <w:rPr>
+          <w:sz w:val="28"/>
+          <w:szCs w:val="28"/>
+        </w:rPr>
+        <w:t xml:space="preserve">      1     </w:t>
+      </w:r>
+      <w:proofErr w:type="gramStart"/>
+      <w:r>
+        <w:rPr>
+          <w:sz w:val="28"/>
+          <w:szCs w:val="28"/>
+        </w:rPr>
+        <w:t>10  rules</w:t>
+      </w:r>
+      <w:proofErr w:type="gramEnd"/>
+      <w:r>
+        <w:rPr>
+          <w:sz w:val="28"/>
+          <w:szCs w:val="28"/>
+        </w:rPr>
+        <w:t xml:space="preserve"> TRUE</w:t>
+      </w:r>
+    </w:p>
+    <w:p>
+      <w:pPr>
+        <w:pStyle w:val="NormalWeb"/>
+        <w:rPr>
+          <w:sz w:val="28"/>
+          <w:szCs w:val="28"/>
+        </w:rPr>
+      </w:pPr>
+    </w:p>
+    <w:p>
+      <w:pPr>
+        <w:pStyle w:val="NormalWeb"/>
+        <w:rPr>
+          <w:sz w:val="28"/>
+          <w:szCs w:val="28"/>
+        </w:rPr>
+      </w:pPr>
+      <w:r>
+        <w:rPr>
+          <w:sz w:val="28"/>
+          <w:szCs w:val="28"/>
+        </w:rPr>
+        <w:t>Algorithmic control:</w:t>
+      </w:r>
+    </w:p>
+    <w:p>
+      <w:pPr>
+        <w:pStyle w:val="NormalWeb"/>
+        <w:rPr>
+          <w:sz w:val="28"/>
+          <w:szCs w:val="28"/>
+        </w:rPr>
+      </w:pPr>
+      <w:r>
+        <w:rPr>
+          <w:sz w:val="28"/>
+          <w:szCs w:val="28"/>
+        </w:rPr>
+        <w:t xml:space="preserve"> filter tree heap </w:t>
+      </w:r>
+      <w:proofErr w:type="spellStart"/>
+      <w:r>
+        <w:rPr>
+          <w:sz w:val="28"/>
+          <w:szCs w:val="28"/>
+        </w:rPr>
+        <w:t>memopt</w:t>
+      </w:r>
+      <w:proofErr w:type="spellEnd"/>
+      <w:r>
+        <w:rPr>
+          <w:sz w:val="28"/>
+          <w:szCs w:val="28"/>
+        </w:rPr>
+        <w:t xml:space="preserve"> load sort verbose</w:t>
+      </w:r>
+    </w:p>
+    <w:p>
+      <w:pPr>
+        <w:pStyle w:val="NormalWeb"/>
+        <w:rPr>
+          <w:sz w:val="28"/>
+          <w:szCs w:val="28"/>
+        </w:rPr>
+      </w:pPr>
+      <w:r>
+        <w:rPr>
+          <w:sz w:val="28"/>
+          <w:szCs w:val="28"/>
+        </w:rPr>
+        <w:t xml:space="preserve">    0.1 TRUE </w:t>
+      </w:r>
+      <w:proofErr w:type="spellStart"/>
+      <w:proofErr w:type="gramStart"/>
+      <w:r>
+        <w:rPr>
+          <w:sz w:val="28"/>
+          <w:szCs w:val="28"/>
+        </w:rPr>
+        <w:t>TRUE</w:t>
+      </w:r>
+      <w:proofErr w:type="spellEnd"/>
+      <w:r>
+        <w:rPr>
+          <w:sz w:val="28"/>
+          <w:szCs w:val="28"/>
+        </w:rPr>
+        <w:t xml:space="preserve">  FALSE</w:t>
+      </w:r>
+      <w:proofErr w:type="gramEnd"/>
+      <w:r>
+        <w:rPr>
+          <w:sz w:val="28"/>
+          <w:szCs w:val="28"/>
+        </w:rPr>
+        <w:t xml:space="preserve"> TRUE    2    TRUE</w:t>
+      </w:r>
+    </w:p>
+    <w:p>
+      <w:pPr>
+        <w:pStyle w:val="NormalWeb"/>
+        <w:rPr>
+          <w:sz w:val="28"/>
+          <w:szCs w:val="28"/>
+        </w:rPr>
+      </w:pPr>
+    </w:p>
+    <w:p>
+      <w:pPr>
+        <w:pStyle w:val="NormalWeb"/>
+        <w:rPr>
+          <w:sz w:val="28"/>
+          <w:szCs w:val="28"/>
+        </w:rPr>
+      </w:pPr>
+      <w:r>
+        <w:rPr>
+          <w:sz w:val="28"/>
+          <w:szCs w:val="28"/>
+        </w:rPr>
+        <w:t xml:space="preserve">Absolute minimum support count: 0 </w:t>
+      </w:r>
+    </w:p>
+    <w:p>
+      <w:pPr>
+        <w:pStyle w:val="NormalWeb"/>
+        <w:rPr>
+          <w:sz w:val="28"/>
+          <w:szCs w:val="28"/>
+        </w:rPr>
+      </w:pPr>
+    </w:p>
+    <w:p>
+      <w:pPr>
+        <w:pStyle w:val="NormalWeb"/>
+        <w:rPr>
+          <w:sz w:val="28"/>
+          <w:szCs w:val="28"/>
+        </w:rPr>
+      </w:pPr>
+      <w:r>
+        <w:rPr>
+          <w:sz w:val="28"/>
+          <w:szCs w:val="28"/>
+        </w:rPr>
+        <w:t xml:space="preserve">set item appearances </w:t>
+      </w:r>
+      <w:proofErr w:type="gramStart"/>
+      <w:r>
+        <w:rPr>
+          <w:sz w:val="28"/>
+          <w:szCs w:val="28"/>
+        </w:rPr>
+        <w:t>...[</w:t>
+      </w:r>
+      <w:proofErr w:type="gramEnd"/>
+      <w:r>
+        <w:rPr>
+          <w:sz w:val="28"/>
+          <w:szCs w:val="28"/>
+        </w:rPr>
+        <w:t>0 item(s)] done [0.00s].</w:t>
+      </w:r>
+    </w:p>
+    <w:p>
+      <w:pPr>
+        <w:pStyle w:val="NormalWeb"/>
+        <w:rPr>
+          <w:sz w:val="28"/>
+          <w:szCs w:val="28"/>
+        </w:rPr>
+      </w:pPr>
+      <w:r>
+        <w:rPr>
+          <w:sz w:val="28"/>
+          <w:szCs w:val="28"/>
+        </w:rPr>
+        <w:t xml:space="preserve">set transactions </w:t>
+      </w:r>
+      <w:proofErr w:type="gramStart"/>
+      <w:r>
+        <w:rPr>
+          <w:sz w:val="28"/>
+          <w:szCs w:val="28"/>
+        </w:rPr>
+        <w:t>...[</w:t>
+      </w:r>
+      <w:proofErr w:type="gramEnd"/>
+      <w:r>
+        <w:rPr>
+          <w:sz w:val="28"/>
+          <w:szCs w:val="28"/>
+        </w:rPr>
+        <w:t>4 item(s), 5 transaction(s)] done [0.00s].</w:t>
+      </w:r>
+    </w:p>
+    <w:p>
+      <w:pPr>
+        <w:pStyle w:val="NormalWeb"/>
+        <w:rPr>
+          <w:sz w:val="28"/>
+          <w:szCs w:val="28"/>
+        </w:rPr>
+      </w:pPr>
+      <w:r>
+        <w:rPr>
+          <w:sz w:val="28"/>
+          <w:szCs w:val="28"/>
+        </w:rPr>
+        <w:t>sorting and recoding items ... [4 item(s)] done [0.00s].</w:t>
+      </w:r>
+    </w:p>
+    <w:p>
+      <w:pPr>
+        <w:pStyle w:val="NormalWeb"/>
+        <w:rPr>
+          <w:sz w:val="28"/>
+          <w:szCs w:val="28"/>
+        </w:rPr>
+      </w:pPr>
+      <w:r>
+        <w:rPr>
+          <w:sz w:val="28"/>
+          <w:szCs w:val="28"/>
+        </w:rPr>
+        <w:t>creating transaction tree ... done [0.00s].</w:t>
+      </w:r>
+    </w:p>
+    <w:p>
+      <w:pPr>
+        <w:pStyle w:val="NormalWeb"/>
+        <w:rPr>
+          <w:sz w:val="28"/>
+          <w:szCs w:val="28"/>
+        </w:rPr>
+      </w:pPr>
+      <w:r>
+        <w:rPr>
+          <w:sz w:val="28"/>
+          <w:szCs w:val="28"/>
+        </w:rPr>
+        <w:t>checking subsets of size 1 2 3 done [0.00s].</w:t>
+      </w:r>
+    </w:p>
+    <w:p>
+      <w:pPr>
+        <w:pStyle w:val="NormalWeb"/>
+        <w:rPr>
+          <w:sz w:val="28"/>
+          <w:szCs w:val="28"/>
+        </w:rPr>
+      </w:pPr>
+      <w:r>
+        <w:rPr>
+          <w:sz w:val="28"/>
+          <w:szCs w:val="28"/>
+        </w:rPr>
+        <w:t>writing ... [28 rule(s)] done [0.00s].</w:t>
+      </w:r>
+    </w:p>
+    <w:p>
+      <w:pPr>
+        <w:pStyle w:val="NormalWeb"/>
+        <w:rPr>
+          <w:sz w:val="28"/>
+          <w:szCs w:val="28"/>
+        </w:rPr>
+      </w:pPr>
+      <w:r>
+        <w:rPr>
+          <w:sz w:val="28"/>
+          <w:szCs w:val="28"/>
+        </w:rPr>
+        <w:t xml:space="preserve">creating S4 </w:t>
+      </w:r>
+      <w:proofErr w:type="gramStart"/>
+      <w:r>
+        <w:rPr>
+          <w:sz w:val="28"/>
+          <w:szCs w:val="28"/>
+        </w:rPr>
+        <w:t>object  ...</w:t>
+      </w:r>
+      <w:proofErr w:type="gramEnd"/>
+      <w:r>
+        <w:rPr>
+          <w:sz w:val="28"/>
+          <w:szCs w:val="28"/>
+        </w:rPr>
+        <w:t xml:space="preserve"> done [0.00s].</w:t>
+      </w:r>
+    </w:p>
+    <w:p>
+      <w:pPr>
+        <w:pStyle w:val="NormalWeb"/>
+        <w:rPr>
+          <w:sz w:val="28"/>
+          <w:szCs w:val="28"/>
+        </w:rPr>
+      </w:pPr>
+    </w:p>
+    <w:p>
+      <w:pPr>
+        <w:pStyle w:val="NormalWeb"/>
+        <w:rPr>
+          <w:sz w:val="28"/>
+          <w:szCs w:val="28"/>
+        </w:rPr>
+      </w:pPr>
+      <w:r>
+        <w:rPr>
+          <w:sz w:val="28"/>
+          <w:szCs w:val="28"/>
+        </w:rPr>
+        <w:t xml:space="preserve">     lhs               </w:t>
+      </w:r>
+      <w:proofErr w:type="spellStart"/>
+      <w:r>
+        <w:rPr>
+          <w:sz w:val="28"/>
+          <w:szCs w:val="28"/>
+        </w:rPr>
+        <w:t>rhs</w:t>
+      </w:r>
+      <w:proofErr w:type="spellEnd"/>
+      <w:r>
+        <w:rPr>
+          <w:sz w:val="28"/>
+          <w:szCs w:val="28"/>
+        </w:rPr>
+        <w:t xml:space="preserve">     support confidence coverage</w:t>
+      </w:r>
+    </w:p>
+    <w:p>
+      <w:pPr>
+        <w:pStyle w:val="NormalWeb"/>
+        <w:rPr>
+          <w:sz w:val="28"/>
+          <w:szCs w:val="28"/>
+        </w:rPr>
+      </w:pPr>
+      <w:r>
+        <w:rPr>
+          <w:sz w:val="28"/>
+          <w:szCs w:val="28"/>
+        </w:rPr>
+        <w:t>[1</w:t>
+      </w:r>
+      <w:proofErr w:type="gramStart"/>
+      <w:r>
+        <w:rPr>
+          <w:sz w:val="28"/>
+          <w:szCs w:val="28"/>
+        </w:rPr>
+        <w:t>]  {</w:t>
+      </w:r>
+      <w:proofErr w:type="gramEnd"/>
+      <w:r>
+        <w:rPr>
+          <w:sz w:val="28"/>
+          <w:szCs w:val="28"/>
+        </w:rPr>
+        <w:t xml:space="preserve">eggs}         =&gt; {bread} 0.4     1.0000000  0.4     </w:t>
+      </w:r>
+    </w:p>
+    <w:p>
+      <w:pPr>
+        <w:pStyle w:val="NormalWeb"/>
+        <w:rPr>
+          <w:sz w:val="28"/>
+          <w:szCs w:val="28"/>
+        </w:rPr>
+      </w:pPr>
+      <w:r>
+        <w:rPr>
+          <w:sz w:val="28"/>
+          <w:szCs w:val="28"/>
+        </w:rPr>
+        <w:t>[2</w:t>
+      </w:r>
+      <w:proofErr w:type="gramStart"/>
+      <w:r>
+        <w:rPr>
+          <w:sz w:val="28"/>
+          <w:szCs w:val="28"/>
+        </w:rPr>
+        <w:t>]  {</w:t>
+      </w:r>
+      <w:proofErr w:type="gramEnd"/>
+      <w:r>
+        <w:rPr>
+          <w:sz w:val="28"/>
+          <w:szCs w:val="28"/>
+        </w:rPr>
+        <w:t xml:space="preserve">bread}        =&gt; {eggs}  0.4     0.5000000  0.8     </w:t>
+      </w:r>
+    </w:p>
+    <w:p>
+      <w:pPr>
+        <w:pStyle w:val="NormalWeb"/>
+        <w:rPr>
+          <w:sz w:val="28"/>
+          <w:szCs w:val="28"/>
+        </w:rPr>
+      </w:pPr>
+      <w:r>
+        <w:rPr>
+          <w:sz w:val="28"/>
+          <w:szCs w:val="28"/>
+        </w:rPr>
+        <w:t>[3</w:t>
+      </w:r>
+      <w:proofErr w:type="gramStart"/>
+      <w:r>
+        <w:rPr>
+          <w:sz w:val="28"/>
+          <w:szCs w:val="28"/>
+        </w:rPr>
+        <w:t>]  {</w:t>
+      </w:r>
+      <w:proofErr w:type="gramEnd"/>
+      <w:r>
+        <w:rPr>
+          <w:sz w:val="28"/>
+          <w:szCs w:val="28"/>
+        </w:rPr>
+        <w:t xml:space="preserve">juice}        =&gt; {milk}  0.4     1.0000000  0.4     </w:t>
+      </w:r>
+    </w:p>
+    <w:p>
+      <w:pPr>
+        <w:pStyle w:val="NormalWeb"/>
+        <w:rPr>
+          <w:sz w:val="28"/>
+          <w:szCs w:val="28"/>
+        </w:rPr>
+      </w:pPr>
+      <w:r>
+        <w:rPr>
+          <w:sz w:val="28"/>
+          <w:szCs w:val="28"/>
+        </w:rPr>
+        <w:t>[4</w:t>
+      </w:r>
+      <w:proofErr w:type="gramStart"/>
+      <w:r>
+        <w:rPr>
+          <w:sz w:val="28"/>
+          <w:szCs w:val="28"/>
+        </w:rPr>
+        <w:t>]  {</w:t>
+      </w:r>
+      <w:proofErr w:type="gramEnd"/>
+      <w:r>
+        <w:rPr>
+          <w:sz w:val="28"/>
+          <w:szCs w:val="28"/>
+        </w:rPr>
+        <w:t xml:space="preserve">milk}         =&gt; {juice} 0.4     0.5000000  0.8     </w:t>
+      </w:r>
+    </w:p>
+    <w:p>
+      <w:pPr>
+        <w:pStyle w:val="NormalWeb"/>
+        <w:rPr>
+          <w:sz w:val="28"/>
+          <w:szCs w:val="28"/>
+        </w:rPr>
+      </w:pPr>
+      <w:r>
+        <w:rPr>
+          <w:sz w:val="28"/>
+          <w:szCs w:val="28"/>
+        </w:rPr>
+        <w:lastRenderedPageBreak/>
+        <w:t>[5</w:t>
+      </w:r>
+      <w:proofErr w:type="gramStart"/>
+      <w:r>
+        <w:rPr>
+          <w:sz w:val="28"/>
+          <w:szCs w:val="28"/>
+        </w:rPr>
+        <w:t>]  {</w:t>
+      </w:r>
+      <w:proofErr w:type="gramEnd"/>
+      <w:r>
+        <w:rPr>
+          <w:sz w:val="28"/>
+          <w:szCs w:val="28"/>
+        </w:rPr>
+        <w:t xml:space="preserve">eggs, juice}  =&gt; {bread} 0.0     1.0000000  0.0     </w:t>
+      </w:r>
+    </w:p>
+    <w:p>
+      <w:pPr>
+        <w:pStyle w:val="NormalWeb"/>
+        <w:rPr>
+          <w:sz w:val="28"/>
+          <w:szCs w:val="28"/>
+        </w:rPr>
+      </w:pPr>
+      <w:r>
+        <w:rPr>
+          <w:sz w:val="28"/>
+          <w:szCs w:val="28"/>
+        </w:rPr>
+        <w:t>[6</w:t>
+      </w:r>
+      <w:proofErr w:type="gramStart"/>
+      <w:r>
+        <w:rPr>
+          <w:sz w:val="28"/>
+          <w:szCs w:val="28"/>
+        </w:rPr>
+        <w:t>]  {</w:t>
+      </w:r>
+      <w:proofErr w:type="gramEnd"/>
+      <w:r>
+        <w:rPr>
+          <w:sz w:val="28"/>
+          <w:szCs w:val="28"/>
+        </w:rPr>
+        <w:t xml:space="preserve">eggs, juice}  =&gt; {milk}  0.0     1.0000000  0.0     </w:t>
+      </w:r>
+    </w:p>
+    <w:p>
+      <w:pPr>
+        <w:pStyle w:val="NormalWeb"/>
+        <w:rPr>
+          <w:sz w:val="28"/>
+          <w:szCs w:val="28"/>
+        </w:rPr>
+      </w:pPr>
+      <w:r>
+        <w:rPr>
+          <w:sz w:val="28"/>
+          <w:szCs w:val="28"/>
+        </w:rPr>
+        <w:t>[7</w:t>
+      </w:r>
+      <w:proofErr w:type="gramStart"/>
+      <w:r>
+        <w:rPr>
+          <w:sz w:val="28"/>
+          <w:szCs w:val="28"/>
+        </w:rPr>
+        <w:t>]  {</w:t>
+      </w:r>
+      <w:proofErr w:type="gramEnd"/>
+      <w:r>
+        <w:rPr>
+          <w:sz w:val="28"/>
+          <w:szCs w:val="28"/>
+        </w:rPr>
+        <w:t xml:space="preserve">eggs, milk}   =&gt; {bread} 0.2     1.0000000  0.2     </w:t>
+      </w:r>
+    </w:p>
+    <w:p>
+      <w:pPr>
+        <w:pStyle w:val="NormalWeb"/>
+        <w:rPr>
+          <w:sz w:val="28"/>
+          <w:szCs w:val="28"/>
+        </w:rPr>
+      </w:pPr>
+      <w:r>
+        <w:rPr>
+          <w:sz w:val="28"/>
+          <w:szCs w:val="28"/>
+        </w:rPr>
+        <w:t>[8</w:t>
+      </w:r>
+      <w:proofErr w:type="gramStart"/>
+      <w:r>
+        <w:rPr>
+          <w:sz w:val="28"/>
+          <w:szCs w:val="28"/>
+        </w:rPr>
+        <w:t>]  {</w:t>
+      </w:r>
+      <w:proofErr w:type="gramEnd"/>
+      <w:r>
+        <w:rPr>
+          <w:sz w:val="28"/>
+          <w:szCs w:val="28"/>
+        </w:rPr>
+        <w:t xml:space="preserve">bread, juice} =&gt; {milk}  0.2     1.0000000  0.2     </w:t>
+      </w:r>
+    </w:p>
+    <w:p>
+      <w:pPr>
+        <w:pStyle w:val="NormalWeb"/>
+        <w:rPr>
+          <w:sz w:val="28"/>
+          <w:szCs w:val="28"/>
+        </w:rPr>
+      </w:pPr>
+      <w:r>
+        <w:rPr>
+          <w:sz w:val="28"/>
+          <w:szCs w:val="28"/>
+        </w:rPr>
+        <w:t>[9</w:t>
+      </w:r>
+      <w:proofErr w:type="gramStart"/>
+      <w:r>
+        <w:rPr>
+          <w:sz w:val="28"/>
+          <w:szCs w:val="28"/>
+        </w:rPr>
+        <w:t>]  {</w:t>
+      </w:r>
+      <w:proofErr w:type="gramEnd"/>
+      <w:r>
+        <w:rPr>
+          <w:sz w:val="28"/>
+          <w:szCs w:val="28"/>
+        </w:rPr>
+        <w:t xml:space="preserve">}             =&gt; {eggs}  0.4     0.4000000  1.0     </w:t>
+      </w:r>
+    </w:p>
+    <w:p>
+      <w:pPr>
+        <w:pStyle w:val="NormalWeb"/>
+        <w:rPr>
+          <w:sz w:val="28"/>
+          <w:szCs w:val="28"/>
+        </w:rPr>
+      </w:pPr>
+      <w:r>
+        <w:rPr>
+          <w:sz w:val="28"/>
+          <w:szCs w:val="28"/>
+        </w:rPr>
+        <w:t xml:space="preserve">[10] </w:t>
+      </w:r>
+      <w:proofErr w:type="gramStart"/>
+      <w:r>
+        <w:rPr>
+          <w:sz w:val="28"/>
+          <w:szCs w:val="28"/>
+        </w:rPr>
+        <w:t xml:space="preserve">{}   </w:t>
+      </w:r>
+      <w:proofErr w:type="gramEnd"/>
+      <w:r>
+        <w:rPr>
+          <w:sz w:val="28"/>
+          <w:szCs w:val="28"/>
+        </w:rPr>
+        <w:t xml:space="preserve">          =&gt; {juice} 0.4     0.4000000  1.0     </w:t>
+      </w:r>
+    </w:p>
+    <w:p>
+      <w:pPr>
+        <w:pStyle w:val="NormalWeb"/>
+        <w:rPr>
+          <w:sz w:val="28"/>
+          <w:szCs w:val="28"/>
+        </w:rPr>
+      </w:pPr>
+      <w:r>
+        <w:rPr>
+          <w:sz w:val="28"/>
+          <w:szCs w:val="28"/>
+        </w:rPr>
+        <w:t xml:space="preserve">[11] </w:t>
+      </w:r>
+      <w:proofErr w:type="gramStart"/>
+      <w:r>
+        <w:rPr>
+          <w:sz w:val="28"/>
+          <w:szCs w:val="28"/>
+        </w:rPr>
+        <w:t xml:space="preserve">{}   </w:t>
+      </w:r>
+      <w:proofErr w:type="gramEnd"/>
+      <w:r>
+        <w:rPr>
+          <w:sz w:val="28"/>
+          <w:szCs w:val="28"/>
+        </w:rPr>
+        <w:t xml:space="preserve">          =&gt; {bread} 0.8     0.8000000  1.0     </w:t>
+      </w:r>
+    </w:p>
+    <w:p>
+      <w:pPr>
+        <w:pStyle w:val="NormalWeb"/>
+        <w:rPr>
+          <w:sz w:val="28"/>
+          <w:szCs w:val="28"/>
+        </w:rPr>
+      </w:pPr>
+      <w:r>
+        <w:rPr>
+          <w:sz w:val="28"/>
+          <w:szCs w:val="28"/>
+        </w:rPr>
+        <w:t xml:space="preserve">[12] </w:t>
+      </w:r>
+      <w:proofErr w:type="gramStart"/>
+      <w:r>
+        <w:rPr>
+          <w:sz w:val="28"/>
+          <w:szCs w:val="28"/>
+        </w:rPr>
+        <w:t xml:space="preserve">{}   </w:t>
+      </w:r>
+      <w:proofErr w:type="gramEnd"/>
+      <w:r>
+        <w:rPr>
+          <w:sz w:val="28"/>
+          <w:szCs w:val="28"/>
+        </w:rPr>
+        <w:t xml:space="preserve">          =&gt; {milk}  0.8     0.8000000  1.0     </w:t>
+      </w:r>
+    </w:p>
+    <w:p>
+      <w:pPr>
+        <w:pStyle w:val="NormalWeb"/>
+        <w:rPr>
+          <w:sz w:val="28"/>
+          <w:szCs w:val="28"/>
+        </w:rPr>
+      </w:pPr>
+      <w:r>
+        <w:rPr>
+          <w:sz w:val="28"/>
+          <w:szCs w:val="28"/>
+        </w:rPr>
+        <w:t>[13] {</w:t>
+      </w:r>
+      <w:proofErr w:type="gramStart"/>
+      <w:r>
+        <w:rPr>
+          <w:sz w:val="28"/>
+          <w:szCs w:val="28"/>
+        </w:rPr>
+        <w:t xml:space="preserve">bread}   </w:t>
+      </w:r>
+      <w:proofErr w:type="gramEnd"/>
+      <w:r>
+        <w:rPr>
+          <w:sz w:val="28"/>
+          <w:szCs w:val="28"/>
+        </w:rPr>
+        <w:t xml:space="preserve">     =&gt; {milk}  0.6     0.7500000  0.8     </w:t>
+      </w:r>
+    </w:p>
+    <w:p>
+      <w:pPr>
+        <w:pStyle w:val="NormalWeb"/>
+        <w:rPr>
+          <w:sz w:val="28"/>
+          <w:szCs w:val="28"/>
+        </w:rPr>
+      </w:pPr>
+      <w:r>
+        <w:rPr>
+          <w:sz w:val="28"/>
+          <w:szCs w:val="28"/>
+        </w:rPr>
+        <w:t>[14] {</w:t>
+      </w:r>
+      <w:proofErr w:type="gramStart"/>
+      <w:r>
+        <w:rPr>
+          <w:sz w:val="28"/>
+          <w:szCs w:val="28"/>
+        </w:rPr>
+        <w:t xml:space="preserve">milk}   </w:t>
+      </w:r>
+      <w:proofErr w:type="gramEnd"/>
+      <w:r>
+        <w:rPr>
+          <w:sz w:val="28"/>
+          <w:szCs w:val="28"/>
+        </w:rPr>
+        <w:t xml:space="preserve">      =&gt; {bread} 0.6     0.7500000  0.8     </w:t>
+      </w:r>
+    </w:p>
+    <w:p>
+      <w:pPr>
+        <w:pStyle w:val="NormalWeb"/>
+        <w:rPr>
+          <w:sz w:val="28"/>
+          <w:szCs w:val="28"/>
+        </w:rPr>
+      </w:pPr>
+      <w:r>
+        <w:rPr>
+          <w:sz w:val="28"/>
+          <w:szCs w:val="28"/>
+        </w:rPr>
+        <w:t xml:space="preserve">[15] {bread, </w:t>
+      </w:r>
+      <w:proofErr w:type="gramStart"/>
+      <w:r>
+        <w:rPr>
+          <w:sz w:val="28"/>
+          <w:szCs w:val="28"/>
+        </w:rPr>
+        <w:t>milk}  =</w:t>
+      </w:r>
+      <w:proofErr w:type="gramEnd"/>
+      <w:r>
+        <w:rPr>
+          <w:sz w:val="28"/>
+          <w:szCs w:val="28"/>
+        </w:rPr>
+        <w:t xml:space="preserve">&gt; {eggs}  0.2     0.3333333  0.6     </w:t>
+      </w:r>
+    </w:p>
+    <w:p>
+      <w:pPr>
+        <w:pStyle w:val="NormalWeb"/>
+        <w:rPr>
+          <w:sz w:val="28"/>
+          <w:szCs w:val="28"/>
+        </w:rPr>
+      </w:pPr>
+      <w:r>
+        <w:rPr>
+          <w:sz w:val="28"/>
+          <w:szCs w:val="28"/>
+        </w:rPr>
+        <w:t xml:space="preserve">[16] {bread, </w:t>
+      </w:r>
+      <w:proofErr w:type="gramStart"/>
+      <w:r>
+        <w:rPr>
+          <w:sz w:val="28"/>
+          <w:szCs w:val="28"/>
+        </w:rPr>
+        <w:t>milk}  =</w:t>
+      </w:r>
+      <w:proofErr w:type="gramEnd"/>
+      <w:r>
+        <w:rPr>
+          <w:sz w:val="28"/>
+          <w:szCs w:val="28"/>
+        </w:rPr>
+        <w:t xml:space="preserve">&gt; {juice} 0.2     0.3333333  0.6     </w:t>
+      </w:r>
+    </w:p>
+    <w:p>
+      <w:pPr>
+        <w:pStyle w:val="NormalWeb"/>
+        <w:rPr>
+          <w:sz w:val="28"/>
+          <w:szCs w:val="28"/>
+        </w:rPr>
+      </w:pPr>
+      <w:r>
+        <w:rPr>
+          <w:sz w:val="28"/>
+          <w:szCs w:val="28"/>
+        </w:rPr>
+        <w:t>[17] {</w:t>
+      </w:r>
+      <w:proofErr w:type="gramStart"/>
+      <w:r>
+        <w:rPr>
+          <w:sz w:val="28"/>
+          <w:szCs w:val="28"/>
+        </w:rPr>
+        <w:t xml:space="preserve">eggs}   </w:t>
+      </w:r>
+      <w:proofErr w:type="gramEnd"/>
+      <w:r>
+        <w:rPr>
+          <w:sz w:val="28"/>
+          <w:szCs w:val="28"/>
+        </w:rPr>
+        <w:t xml:space="preserve">      =&gt; {milk}  0.2     0.5000000  0.4     </w:t>
+      </w:r>
+    </w:p>
+    <w:p>
+      <w:pPr>
+        <w:pStyle w:val="NormalWeb"/>
+        <w:rPr>
+          <w:sz w:val="28"/>
+          <w:szCs w:val="28"/>
+        </w:rPr>
+      </w:pPr>
+      <w:r>
+        <w:rPr>
+          <w:sz w:val="28"/>
+          <w:szCs w:val="28"/>
+        </w:rPr>
+        <w:t>[18] {</w:t>
+      </w:r>
+      <w:proofErr w:type="gramStart"/>
+      <w:r>
+        <w:rPr>
+          <w:sz w:val="28"/>
+          <w:szCs w:val="28"/>
+        </w:rPr>
+        <w:t xml:space="preserve">milk}   </w:t>
+      </w:r>
+      <w:proofErr w:type="gramEnd"/>
+      <w:r>
+        <w:rPr>
+          <w:sz w:val="28"/>
+          <w:szCs w:val="28"/>
+        </w:rPr>
+        <w:t xml:space="preserve">      =&gt; {eggs}  0.2     0.2500000  0.8     </w:t>
+      </w:r>
+    </w:p>
+    <w:p>
+      <w:pPr>
+        <w:pStyle w:val="NormalWeb"/>
+        <w:rPr>
+          <w:sz w:val="28"/>
+          <w:szCs w:val="28"/>
+        </w:rPr>
+      </w:pPr>
+      <w:r>
+        <w:rPr>
+          <w:sz w:val="28"/>
+          <w:szCs w:val="28"/>
+        </w:rPr>
+        <w:t>[19] {</w:t>
+      </w:r>
+      <w:proofErr w:type="gramStart"/>
+      <w:r>
+        <w:rPr>
+          <w:sz w:val="28"/>
+          <w:szCs w:val="28"/>
+        </w:rPr>
+        <w:t xml:space="preserve">juice}   </w:t>
+      </w:r>
+      <w:proofErr w:type="gramEnd"/>
+      <w:r>
+        <w:rPr>
+          <w:sz w:val="28"/>
+          <w:szCs w:val="28"/>
+        </w:rPr>
+        <w:t xml:space="preserve">     =&gt; {bread} 0.2     0.5000000  0.4     </w:t>
+      </w:r>
+    </w:p>
+    <w:p>
+      <w:pPr>
+        <w:pStyle w:val="NormalWeb"/>
+        <w:rPr>
+          <w:sz w:val="28"/>
+          <w:szCs w:val="28"/>
+        </w:rPr>
+      </w:pPr>
+      <w:r>
+        <w:rPr>
+          <w:sz w:val="28"/>
+          <w:szCs w:val="28"/>
+        </w:rPr>
+        <w:t>[20] {</w:t>
+      </w:r>
+      <w:proofErr w:type="gramStart"/>
+      <w:r>
+        <w:rPr>
+          <w:sz w:val="28"/>
+          <w:szCs w:val="28"/>
+        </w:rPr>
+        <w:t xml:space="preserve">bread}   </w:t>
+      </w:r>
+      <w:proofErr w:type="gramEnd"/>
+      <w:r>
+        <w:rPr>
+          <w:sz w:val="28"/>
+          <w:szCs w:val="28"/>
+        </w:rPr>
+        <w:t xml:space="preserve">     =&gt; {juice} 0.2     0.2500000  0.8     </w:t>
+      </w:r>
+    </w:p>
+    <w:p>
+      <w:pPr>
+        <w:pStyle w:val="NormalWeb"/>
+        <w:rPr>
+          <w:sz w:val="28"/>
+          <w:szCs w:val="28"/>
+        </w:rPr>
+      </w:pPr>
+      <w:r>
+        <w:rPr>
+          <w:sz w:val="28"/>
+          <w:szCs w:val="28"/>
+        </w:rPr>
+        <w:t xml:space="preserve">[21] {bread, </w:t>
+      </w:r>
+      <w:proofErr w:type="gramStart"/>
+      <w:r>
+        <w:rPr>
+          <w:sz w:val="28"/>
+          <w:szCs w:val="28"/>
+        </w:rPr>
+        <w:t>eggs}  =</w:t>
+      </w:r>
+      <w:proofErr w:type="gramEnd"/>
+      <w:r>
+        <w:rPr>
+          <w:sz w:val="28"/>
+          <w:szCs w:val="28"/>
+        </w:rPr>
+        <w:t xml:space="preserve">&gt; {milk}  0.2     0.5000000  0.4     </w:t>
+      </w:r>
+    </w:p>
+    <w:p>
+      <w:pPr>
+        <w:pStyle w:val="NormalWeb"/>
+        <w:rPr>
+          <w:sz w:val="28"/>
+          <w:szCs w:val="28"/>
+        </w:rPr>
+      </w:pPr>
+      <w:r>
+        <w:rPr>
+          <w:sz w:val="28"/>
+          <w:szCs w:val="28"/>
+        </w:rPr>
+        <w:t xml:space="preserve">[22] {juice, </w:t>
+      </w:r>
+      <w:proofErr w:type="gramStart"/>
+      <w:r>
+        <w:rPr>
+          <w:sz w:val="28"/>
+          <w:szCs w:val="28"/>
+        </w:rPr>
+        <w:t>milk}  =</w:t>
+      </w:r>
+      <w:proofErr w:type="gramEnd"/>
+      <w:r>
+        <w:rPr>
+          <w:sz w:val="28"/>
+          <w:szCs w:val="28"/>
+        </w:rPr>
+        <w:t xml:space="preserve">&gt; {bread} 0.2     0.5000000  0.4     </w:t>
+      </w:r>
+    </w:p>
+    <w:p>
+      <w:pPr>
+        <w:pStyle w:val="NormalWeb"/>
+        <w:rPr>
+          <w:sz w:val="28"/>
+          <w:szCs w:val="28"/>
+        </w:rPr>
+      </w:pPr>
+      <w:r>
+        <w:rPr>
+          <w:sz w:val="28"/>
+          <w:szCs w:val="28"/>
+        </w:rPr>
+        <w:t>[23] {</w:t>
+      </w:r>
+      <w:proofErr w:type="gramStart"/>
+      <w:r>
+        <w:rPr>
+          <w:sz w:val="28"/>
+          <w:szCs w:val="28"/>
+        </w:rPr>
+        <w:t xml:space="preserve">eggs}   </w:t>
+      </w:r>
+      <w:proofErr w:type="gramEnd"/>
+      <w:r>
+        <w:rPr>
+          <w:sz w:val="28"/>
+          <w:szCs w:val="28"/>
+        </w:rPr>
+        <w:t xml:space="preserve">      =&gt; {juice} 0.0     0.0000000  </w:t>
+      </w:r>
+      <w:proofErr w:type="spellStart"/>
+      <w:r>
+        <w:rPr>
+          <w:sz w:val="28"/>
+          <w:szCs w:val="28"/>
+        </w:rPr>
+        <w:t>NaN</w:t>
+      </w:r>
+      <w:proofErr w:type="spellEnd"/>
+      <w:r>
+        <w:rPr>
+          <w:sz w:val="28"/>
+          <w:szCs w:val="28"/>
+        </w:rPr>
+        <w:t xml:space="preserve">     </w:t>
+      </w:r>
+    </w:p>
+    <w:p>
+      <w:pPr>
+        <w:pStyle w:val="NormalWeb"/>
+        <w:rPr>
+          <w:sz w:val="28"/>
+          <w:szCs w:val="28"/>
+        </w:rPr>
+      </w:pPr>
+      <w:r>
+        <w:rPr>
+          <w:sz w:val="28"/>
+          <w:szCs w:val="28"/>
+        </w:rPr>
+        <w:t>[24] {</w:t>
+      </w:r>
+      <w:proofErr w:type="gramStart"/>
+      <w:r>
+        <w:rPr>
+          <w:sz w:val="28"/>
+          <w:szCs w:val="28"/>
+        </w:rPr>
+        <w:t xml:space="preserve">juice}   </w:t>
+      </w:r>
+      <w:proofErr w:type="gramEnd"/>
+      <w:r>
+        <w:rPr>
+          <w:sz w:val="28"/>
+          <w:szCs w:val="28"/>
+        </w:rPr>
+        <w:t xml:space="preserve">     =&gt; {eggs}  0.0     0.0000000  </w:t>
+      </w:r>
+      <w:proofErr w:type="spellStart"/>
+      <w:r>
+        <w:rPr>
+          <w:sz w:val="28"/>
+          <w:szCs w:val="28"/>
+        </w:rPr>
+        <w:t>NaN</w:t>
+      </w:r>
+      <w:proofErr w:type="spellEnd"/>
+      <w:r>
+        <w:rPr>
+          <w:sz w:val="28"/>
+          <w:szCs w:val="28"/>
+        </w:rPr>
+        <w:t xml:space="preserve">     </w:t>
+      </w:r>
+    </w:p>
+    <w:p>
+      <w:pPr>
+        <w:pStyle w:val="NormalWeb"/>
+        <w:rPr>
+          <w:sz w:val="28"/>
+          <w:szCs w:val="28"/>
+        </w:rPr>
+      </w:pPr>
+      <w:r>
+        <w:rPr>
+          <w:sz w:val="28"/>
+          <w:szCs w:val="28"/>
+        </w:rPr>
+        <w:t xml:space="preserve">[25] {bread, </w:t>
+      </w:r>
+      <w:proofErr w:type="gramStart"/>
+      <w:r>
+        <w:rPr>
+          <w:sz w:val="28"/>
+          <w:szCs w:val="28"/>
+        </w:rPr>
+        <w:t>eggs}  =</w:t>
+      </w:r>
+      <w:proofErr w:type="gramEnd"/>
+      <w:r>
+        <w:rPr>
+          <w:sz w:val="28"/>
+          <w:szCs w:val="28"/>
+        </w:rPr>
+        <w:t xml:space="preserve">&gt; {juice} 0.0     0.0000000  </w:t>
+      </w:r>
+      <w:proofErr w:type="spellStart"/>
+      <w:r>
+        <w:rPr>
+          <w:sz w:val="28"/>
+          <w:szCs w:val="28"/>
+        </w:rPr>
+        <w:t>NaN</w:t>
+      </w:r>
+      <w:proofErr w:type="spellEnd"/>
+      <w:r>
+        <w:rPr>
+          <w:sz w:val="28"/>
+          <w:szCs w:val="28"/>
+        </w:rPr>
+        <w:t xml:space="preserve">     </w:t>
+      </w:r>
+    </w:p>
+    <w:p>
+      <w:pPr>
+        <w:pStyle w:val="NormalWeb"/>
+        <w:rPr>
+          <w:sz w:val="28"/>
+          <w:szCs w:val="28"/>
+        </w:rPr>
+      </w:pPr>
+      <w:r>
+        <w:rPr>
+          <w:sz w:val="28"/>
+          <w:szCs w:val="28"/>
+        </w:rPr>
+        <w:t>[26] {bread, juice} =&gt; {</w:t>
+      </w:r>
+      <w:proofErr w:type="gramStart"/>
+      <w:r>
+        <w:rPr>
+          <w:sz w:val="28"/>
+          <w:szCs w:val="28"/>
+        </w:rPr>
+        <w:t>eggs}  0.0</w:t>
+      </w:r>
+      <w:proofErr w:type="gramEnd"/>
+      <w:r>
+        <w:rPr>
+          <w:sz w:val="28"/>
+          <w:szCs w:val="28"/>
+        </w:rPr>
+        <w:t xml:space="preserve">     0.0000000  </w:t>
+      </w:r>
+      <w:proofErr w:type="spellStart"/>
+      <w:r>
+        <w:rPr>
+          <w:sz w:val="28"/>
+          <w:szCs w:val="28"/>
+        </w:rPr>
+        <w:t>NaN</w:t>
+      </w:r>
+      <w:proofErr w:type="spellEnd"/>
+      <w:r>
+        <w:rPr>
+          <w:sz w:val="28"/>
+          <w:szCs w:val="28"/>
+        </w:rPr>
+        <w:t xml:space="preserve">     </w:t>
+      </w:r>
+    </w:p>
+    <w:p>
+      <w:pPr>
+        <w:pStyle w:val="NormalWeb"/>
+        <w:rPr>
+          <w:sz w:val="28"/>
+          <w:szCs w:val="28"/>
+        </w:rPr>
+      </w:pPr>
+      <w:r>
+        <w:rPr>
+          <w:sz w:val="28"/>
+          <w:szCs w:val="28"/>
+        </w:rPr>
+        <w:t xml:space="preserve">[27] {eggs, </w:t>
+      </w:r>
+      <w:proofErr w:type="gramStart"/>
+      <w:r>
+        <w:rPr>
+          <w:sz w:val="28"/>
+          <w:szCs w:val="28"/>
+        </w:rPr>
+        <w:t xml:space="preserve">milk}   </w:t>
+      </w:r>
+      <w:proofErr w:type="gramEnd"/>
+      <w:r>
+        <w:rPr>
+          <w:sz w:val="28"/>
+          <w:szCs w:val="28"/>
+        </w:rPr>
+        <w:t xml:space="preserve">=&gt; {juice} 0.0     0.0000000  </w:t>
+      </w:r>
+      <w:proofErr w:type="spellStart"/>
+      <w:r>
+        <w:rPr>
+          <w:sz w:val="28"/>
+          <w:szCs w:val="28"/>
+        </w:rPr>
+        <w:t>NaN</w:t>
+      </w:r>
+      <w:proofErr w:type="spellEnd"/>
+      <w:r>
+        <w:rPr>
+          <w:sz w:val="28"/>
+          <w:szCs w:val="28"/>
+        </w:rPr>
+        <w:t xml:space="preserve">     </w:t>
+      </w:r>
+    </w:p>
+    <w:p>
+      <w:pPr>
+        <w:pStyle w:val="NormalWeb"/>
+        <w:rPr>
+          <w:sz w:val="28"/>
+          <w:szCs w:val="28"/>
+        </w:rPr>
+      </w:pPr>
+      <w:r>
+        <w:rPr>
+          <w:sz w:val="28"/>
+          <w:szCs w:val="28"/>
+        </w:rPr>
+        <w:lastRenderedPageBreak/>
+        <w:t xml:space="preserve">[28] {juice, </w:t>
+      </w:r>
+      <w:proofErr w:type="gramStart"/>
+      <w:r>
+        <w:rPr>
+          <w:sz w:val="28"/>
+          <w:szCs w:val="28"/>
+        </w:rPr>
+        <w:t>milk}  =</w:t>
+      </w:r>
+      <w:proofErr w:type="gramEnd"/>
+      <w:r>
+        <w:rPr>
+          <w:sz w:val="28"/>
+          <w:szCs w:val="28"/>
+        </w:rPr>
+        <w:t xml:space="preserve">&gt; {eggs}  0.0     0.0000000  </w:t>
+      </w:r>
+      <w:proofErr w:type="spellStart"/>
+      <w:r>
+        <w:rPr>
+          <w:sz w:val="28"/>
+          <w:szCs w:val="28"/>
+        </w:rPr>
+        <w:t>NaN</w:t>
+      </w:r>
+      <w:proofErr w:type="spellEnd"/>
+      <w:r>
+        <w:rPr>
+          <w:sz w:val="28"/>
+          <w:szCs w:val="28"/>
+        </w:rPr>
+        <w:t xml:space="preserve">     </w:t>
+      </w:r>
+    </w:p>
+    <w:p>
+      <w:pPr>
+        <w:pStyle w:val="NormalWeb"/>
+        <w:rPr>
+          <w:sz w:val="28"/>
+          <w:szCs w:val="28"/>
+        </w:rPr>
+      </w:pPr>
+      <w:r>
+        <w:rPr>
+          <w:sz w:val="28"/>
+          <w:szCs w:val="28"/>
+        </w:rPr>
+        <w:t xml:space="preserve">     lift      count</w:t>
+      </w:r>
+    </w:p>
+    <w:p>
+      <w:pPr>
+        <w:pStyle w:val="NormalWeb"/>
+        <w:rPr>
+          <w:sz w:val="28"/>
+          <w:szCs w:val="28"/>
+        </w:rPr>
+      </w:pPr>
+      <w:r>
+        <w:rPr>
+          <w:sz w:val="28"/>
+          <w:szCs w:val="28"/>
+        </w:rPr>
+        <w:t>[1</w:t>
+      </w:r>
+      <w:proofErr w:type="gramStart"/>
+      <w:r>
+        <w:rPr>
+          <w:sz w:val="28"/>
+          <w:szCs w:val="28"/>
+        </w:rPr>
+        <w:t>]  1.2500000</w:t>
+      </w:r>
+      <w:proofErr w:type="gramEnd"/>
+      <w:r>
+        <w:rPr>
+          <w:sz w:val="28"/>
+          <w:szCs w:val="28"/>
+        </w:rPr>
+        <w:t xml:space="preserve"> 2    </w:t>
+      </w:r>
+    </w:p>
+    <w:p>
+      <w:pPr>
+        <w:pStyle w:val="NormalWeb"/>
+        <w:rPr>
+          <w:sz w:val="28"/>
+          <w:szCs w:val="28"/>
+        </w:rPr>
+      </w:pPr>
+      <w:r>
+        <w:rPr>
+          <w:sz w:val="28"/>
+          <w:szCs w:val="28"/>
+        </w:rPr>
+        <w:t>[2</w:t>
+      </w:r>
+      <w:proofErr w:type="gramStart"/>
+      <w:r>
+        <w:rPr>
+          <w:sz w:val="28"/>
+          <w:szCs w:val="28"/>
+        </w:rPr>
+        <w:t>]  1.2500000</w:t>
+      </w:r>
+      <w:proofErr w:type="gramEnd"/>
+      <w:r>
+        <w:rPr>
+          <w:sz w:val="28"/>
+          <w:szCs w:val="28"/>
+        </w:rPr>
+        <w:t xml:space="preserve"> 2    </w:t>
+      </w:r>
+    </w:p>
+    <w:p>
+      <w:pPr>
+        <w:pStyle w:val="NormalWeb"/>
+        <w:rPr>
+          <w:sz w:val="28"/>
+          <w:szCs w:val="28"/>
+        </w:rPr>
+      </w:pPr>
+      <w:r>
+        <w:rPr>
+          <w:sz w:val="28"/>
+          <w:szCs w:val="28"/>
+        </w:rPr>
+        <w:t>[3</w:t>
+      </w:r>
+      <w:proofErr w:type="gramStart"/>
+      <w:r>
+        <w:rPr>
+          <w:sz w:val="28"/>
+          <w:szCs w:val="28"/>
+        </w:rPr>
+        <w:t>]  1.2500000</w:t>
+      </w:r>
+      <w:proofErr w:type="gramEnd"/>
+      <w:r>
+        <w:rPr>
+          <w:sz w:val="28"/>
+          <w:szCs w:val="28"/>
+        </w:rPr>
+        <w:t xml:space="preserve"> 2    </w:t>
+      </w:r>
+    </w:p>
+    <w:p>
+      <w:pPr>
+        <w:pStyle w:val="NormalWeb"/>
+        <w:rPr>
+          <w:sz w:val="28"/>
+          <w:szCs w:val="28"/>
+        </w:rPr>
+      </w:pPr>
+      <w:r>
+        <w:rPr>
+          <w:sz w:val="28"/>
+          <w:szCs w:val="28"/>
+        </w:rPr>
+        <w:t>[4</w:t>
+      </w:r>
+      <w:proofErr w:type="gramStart"/>
+      <w:r>
+        <w:rPr>
+          <w:sz w:val="28"/>
+          <w:szCs w:val="28"/>
+        </w:rPr>
+        <w:t>]  1.2500000</w:t>
+      </w:r>
+      <w:proofErr w:type="gramEnd"/>
+      <w:r>
+        <w:rPr>
+          <w:sz w:val="28"/>
+          <w:szCs w:val="28"/>
+        </w:rPr>
+        <w:t xml:space="preserve"> 2    </w:t>
+      </w:r>
+    </w:p>
+    <w:p>
+      <w:pPr>
+        <w:pStyle w:val="NormalWeb"/>
+        <w:rPr>
+          <w:sz w:val="28"/>
+          <w:szCs w:val="28"/>
+        </w:rPr>
+      </w:pPr>
+      <w:r>
+        <w:rPr>
+          <w:sz w:val="28"/>
+          <w:szCs w:val="28"/>
+        </w:rPr>
+        <w:t>[5</w:t>
+      </w:r>
+      <w:proofErr w:type="gramStart"/>
+      <w:r>
+        <w:rPr>
+          <w:sz w:val="28"/>
+          <w:szCs w:val="28"/>
+        </w:rPr>
+        <w:t>]  1.2500000</w:t>
+      </w:r>
+      <w:proofErr w:type="gramEnd"/>
+      <w:r>
+        <w:rPr>
+          <w:sz w:val="28"/>
+          <w:szCs w:val="28"/>
+        </w:rPr>
+        <w:t xml:space="preserve"> 0    </w:t>
+      </w:r>
+    </w:p>
+    <w:p>
+      <w:pPr>
+        <w:pStyle w:val="NormalWeb"/>
+        <w:rPr>
+          <w:sz w:val="28"/>
+          <w:szCs w:val="28"/>
+        </w:rPr>
+      </w:pPr>
+      <w:r>
+        <w:rPr>
+          <w:sz w:val="28"/>
+          <w:szCs w:val="28"/>
+        </w:rPr>
+        <w:t>[6</w:t>
+      </w:r>
+      <w:proofErr w:type="gramStart"/>
+      <w:r>
+        <w:rPr>
+          <w:sz w:val="28"/>
+          <w:szCs w:val="28"/>
+        </w:rPr>
+        <w:t>]  1.2500000</w:t>
+      </w:r>
+      <w:proofErr w:type="gramEnd"/>
+      <w:r>
+        <w:rPr>
+          <w:sz w:val="28"/>
+          <w:szCs w:val="28"/>
+        </w:rPr>
+        <w:t xml:space="preserve"> 0    </w:t>
+      </w:r>
+    </w:p>
+    <w:p>
+      <w:pPr>
+        <w:pStyle w:val="NormalWeb"/>
+        <w:rPr>
+          <w:sz w:val="28"/>
+          <w:szCs w:val="28"/>
+        </w:rPr>
+      </w:pPr>
+      <w:r>
+        <w:rPr>
+          <w:sz w:val="28"/>
+          <w:szCs w:val="28"/>
+        </w:rPr>
+        <w:t>[7</w:t>
+      </w:r>
+      <w:proofErr w:type="gramStart"/>
+      <w:r>
+        <w:rPr>
+          <w:sz w:val="28"/>
+          <w:szCs w:val="28"/>
+        </w:rPr>
+        <w:t>]  1.2500000</w:t>
+      </w:r>
+      <w:proofErr w:type="gramEnd"/>
+      <w:r>
+        <w:rPr>
+          <w:sz w:val="28"/>
+          <w:szCs w:val="28"/>
+        </w:rPr>
+        <w:t xml:space="preserve"> 1    </w:t>
+      </w:r>
+    </w:p>
+    <w:p>
+      <w:pPr>
+        <w:pStyle w:val="NormalWeb"/>
+        <w:rPr>
+          <w:sz w:val="28"/>
+          <w:szCs w:val="28"/>
+        </w:rPr>
+      </w:pPr>
+      <w:r>
+        <w:rPr>
+          <w:sz w:val="28"/>
+          <w:szCs w:val="28"/>
+        </w:rPr>
+        <w:t>[8</w:t>
+      </w:r>
+      <w:proofErr w:type="gramStart"/>
+      <w:r>
+        <w:rPr>
+          <w:sz w:val="28"/>
+          <w:szCs w:val="28"/>
+        </w:rPr>
+        <w:t>]  1.2500000</w:t>
+      </w:r>
+      <w:proofErr w:type="gramEnd"/>
+      <w:r>
+        <w:rPr>
+          <w:sz w:val="28"/>
+          <w:szCs w:val="28"/>
+        </w:rPr>
+        <w:t xml:space="preserve"> 1    </w:t>
+      </w:r>
+    </w:p>
+    <w:p>
+      <w:pPr>
+        <w:pStyle w:val="NormalWeb"/>
+        <w:rPr>
+          <w:sz w:val="28"/>
+          <w:szCs w:val="28"/>
+        </w:rPr>
+      </w:pPr>
+      <w:r>
+        <w:rPr>
+          <w:sz w:val="28"/>
+          <w:szCs w:val="28"/>
+        </w:rPr>
+        <w:t>[9</w:t>
+      </w:r>
+      <w:proofErr w:type="gramStart"/>
+      <w:r>
+        <w:rPr>
+          <w:sz w:val="28"/>
+          <w:szCs w:val="28"/>
+        </w:rPr>
+        <w:t>]  1.0000000</w:t>
+      </w:r>
+      <w:proofErr w:type="gramEnd"/>
+      <w:r>
+        <w:rPr>
+          <w:sz w:val="28"/>
+          <w:szCs w:val="28"/>
+        </w:rPr>
+        <w:t xml:space="preserve"> 2    </w:t>
+      </w:r>
+    </w:p>
+    <w:p>
+      <w:pPr>
+        <w:pStyle w:val="NormalWeb"/>
+        <w:rPr>
+          <w:sz w:val="28"/>
+          <w:szCs w:val="28"/>
+        </w:rPr>
+      </w:pPr>
+      <w:r>
+        <w:rPr>
+          <w:sz w:val="28"/>
+          <w:szCs w:val="28"/>
+        </w:rPr>
+        <w:t xml:space="preserve">[10] 1.0000000 2    </w:t>
+      </w:r>
+    </w:p>
+    <w:p>
+      <w:pPr>
+        <w:pStyle w:val="NormalWeb"/>
+        <w:rPr>
+          <w:sz w:val="28"/>
+          <w:szCs w:val="28"/>
+        </w:rPr>
+      </w:pPr>
+      <w:r>
+        <w:rPr>
+          <w:sz w:val="28"/>
+          <w:szCs w:val="28"/>
+        </w:rPr>
+        <w:t xml:space="preserve">[11] 1.0000000 4    </w:t>
+      </w:r>
+    </w:p>
+    <w:p>
+      <w:pPr>
+        <w:pStyle w:val="NormalWeb"/>
+        <w:rPr>
+          <w:sz w:val="28"/>
+          <w:szCs w:val="28"/>
+        </w:rPr>
+      </w:pPr>
+      <w:r>
+        <w:rPr>
+          <w:sz w:val="28"/>
+          <w:szCs w:val="28"/>
+        </w:rPr>
+        <w:t xml:space="preserve">[12] 1.0000000 4    </w:t>
+      </w:r>
+    </w:p>
+    <w:p>
+      <w:pPr>
+        <w:pStyle w:val="NormalWeb"/>
+        <w:rPr>
+          <w:sz w:val="28"/>
+          <w:szCs w:val="28"/>
+        </w:rPr>
+      </w:pPr>
+      <w:r>
+        <w:rPr>
+          <w:sz w:val="28"/>
+          <w:szCs w:val="28"/>
+        </w:rPr>
+        <w:t xml:space="preserve">[13] 0.9375000 3    </w:t>
+      </w:r>
+    </w:p>
+    <w:p>
+      <w:pPr>
+        <w:pStyle w:val="NormalWeb"/>
+        <w:rPr>
+          <w:sz w:val="28"/>
+          <w:szCs w:val="28"/>
+        </w:rPr>
+      </w:pPr>
+      <w:r>
+        <w:rPr>
+          <w:sz w:val="28"/>
+          <w:szCs w:val="28"/>
+        </w:rPr>
+        <w:t xml:space="preserve">[14] 0.9375000 3    </w:t>
+      </w:r>
+    </w:p>
+    <w:p>
+      <w:pPr>
+        <w:pStyle w:val="NormalWeb"/>
+        <w:rPr>
+          <w:sz w:val="28"/>
+          <w:szCs w:val="28"/>
+        </w:rPr>
+      </w:pPr>
+      <w:r>
+        <w:rPr>
+          <w:sz w:val="28"/>
+          <w:szCs w:val="28"/>
+        </w:rPr>
+        <w:t xml:space="preserve">[15] 0.8333333 1    </w:t>
+      </w:r>
+    </w:p>
+    <w:p>
+      <w:pPr>
+        <w:pStyle w:val="NormalWeb"/>
+        <w:rPr>
+          <w:sz w:val="28"/>
+          <w:szCs w:val="28"/>
+        </w:rPr>
+      </w:pPr>
+      <w:r>
+        <w:rPr>
+          <w:sz w:val="28"/>
+          <w:szCs w:val="28"/>
+        </w:rPr>
+        <w:t xml:space="preserve">[16] 0.8333333 1    </w:t>
+      </w:r>
+    </w:p>
+    <w:p>
+      <w:pPr>
+        <w:pStyle w:val="NormalWeb"/>
+        <w:rPr>
+          <w:sz w:val="28"/>
+          <w:szCs w:val="28"/>
+        </w:rPr>
+      </w:pPr>
+      <w:r>
+        <w:rPr>
+          <w:sz w:val="28"/>
+          <w:szCs w:val="28"/>
+        </w:rPr>
+        <w:t xml:space="preserve">[17] 0.6250000 1    </w:t>
+      </w:r>
+    </w:p>
+    <w:p>
+      <w:pPr>
+        <w:pStyle w:val="NormalWeb"/>
+        <w:rPr>
+          <w:sz w:val="28"/>
+          <w:szCs w:val="28"/>
+        </w:rPr>
+      </w:pPr>
+      <w:r>
+        <w:rPr>
+          <w:sz w:val="28"/>
+          <w:szCs w:val="28"/>
+        </w:rPr>
+        <w:t xml:space="preserve">[18] 0.6250000 1    </w:t>
+      </w:r>
+    </w:p>
+    <w:p>
+      <w:pPr>
+        <w:pStyle w:val="NormalWeb"/>
+        <w:rPr>
+          <w:sz w:val="28"/>
+          <w:szCs w:val="28"/>
+        </w:rPr>
+      </w:pPr>
+      <w:r>
+        <w:rPr>
+          <w:sz w:val="28"/>
+          <w:szCs w:val="28"/>
+        </w:rPr>
+        <w:t xml:space="preserve">[19] 0.6250000 1    </w:t>
+      </w:r>
+    </w:p>
+    <w:p>
+      <w:pPr>
+        <w:pStyle w:val="NormalWeb"/>
+        <w:rPr>
+          <w:sz w:val="28"/>
+          <w:szCs w:val="28"/>
+        </w:rPr>
+      </w:pPr>
+      <w:r>
+        <w:rPr>
+          <w:sz w:val="28"/>
+          <w:szCs w:val="28"/>
+        </w:rPr>
+        <w:t xml:space="preserve">[20] 0.6250000 1    </w:t>
+      </w:r>
+    </w:p>
+    <w:p>
+      <w:pPr>
+        <w:pStyle w:val="NormalWeb"/>
+        <w:rPr>
+          <w:sz w:val="28"/>
+          <w:szCs w:val="28"/>
+        </w:rPr>
+      </w:pPr>
+      <w:r>
+        <w:rPr>
+          <w:sz w:val="28"/>
+          <w:szCs w:val="28"/>
+        </w:rPr>
+        <w:t xml:space="preserve">[21] 0.6250000 1    </w:t>
+      </w:r>
+    </w:p>
+    <w:p>
+      <w:pPr>
+        <w:pStyle w:val="NormalWeb"/>
+        <w:rPr>
+          <w:sz w:val="28"/>
+          <w:szCs w:val="28"/>
+        </w:rPr>
+      </w:pPr>
+      <w:r>
+        <w:rPr>
+          <w:sz w:val="28"/>
+          <w:szCs w:val="28"/>
+        </w:rPr>
+        <w:lastRenderedPageBreak/>
+        <w:t xml:space="preserve">[22] 0.6250000 1    </w:t>
+      </w:r>
+    </w:p>
+    <w:p>
+      <w:pPr>
+        <w:pStyle w:val="NormalWeb"/>
+        <w:rPr>
+          <w:sz w:val="28"/>
+          <w:szCs w:val="28"/>
+        </w:rPr>
+      </w:pPr>
+      <w:r>
+        <w:rPr>
+          <w:sz w:val="28"/>
+          <w:szCs w:val="28"/>
+        </w:rPr>
+        <w:t xml:space="preserve">[23] 0.0000000 0    </w:t>
+      </w:r>
+    </w:p>
+    <w:p>
+      <w:pPr>
+        <w:pStyle w:val="NormalWeb"/>
+        <w:rPr>
+          <w:sz w:val="28"/>
+          <w:szCs w:val="28"/>
+        </w:rPr>
+      </w:pPr>
+      <w:r>
+        <w:rPr>
+          <w:sz w:val="28"/>
+          <w:szCs w:val="28"/>
+        </w:rPr>
+        <w:t xml:space="preserve">[24] 0.0000000 0    </w:t>
+      </w:r>
+    </w:p>
+    <w:p>
+      <w:pPr>
+        <w:pStyle w:val="NormalWeb"/>
+        <w:rPr>
+          <w:sz w:val="28"/>
+          <w:szCs w:val="28"/>
+        </w:rPr>
+      </w:pPr>
+      <w:r>
+        <w:rPr>
+          <w:sz w:val="28"/>
+          <w:szCs w:val="28"/>
+        </w:rPr>
+        <w:t xml:space="preserve">[25] 0.0000000 0    </w:t>
+      </w:r>
+    </w:p>
+    <w:p>
+      <w:pPr>
+        <w:pStyle w:val="NormalWeb"/>
+        <w:rPr>
+          <w:sz w:val="28"/>
+          <w:szCs w:val="28"/>
+        </w:rPr>
+      </w:pPr>
+      <w:r>
+        <w:rPr>
+          <w:sz w:val="28"/>
+          <w:szCs w:val="28"/>
+        </w:rPr>
+        <w:t xml:space="preserve">[26] 0.0000000 0    </w:t>
+      </w:r>
+    </w:p>
+    <w:p>
+      <w:pPr>
+        <w:pStyle w:val="NormalWeb"/>
+        <w:rPr>
+          <w:sz w:val="28"/>
+          <w:szCs w:val="28"/>
+        </w:rPr>
+      </w:pPr>
+      <w:r>
+        <w:rPr>
+          <w:sz w:val="28"/>
+          <w:szCs w:val="28"/>
+        </w:rPr>
+        <w:t xml:space="preserve">[27] 0.0000000 0    </w:t>
+      </w:r>
+    </w:p>
+    <w:p>
+      <w:pPr>
+        <w:pStyle w:val="NormalWeb"/>
+        <w:rPr>
+          <w:sz w:val="28"/>
+          <w:szCs w:val="28"/>
+        </w:rPr>
+      </w:pPr>
+      <w:r>
+        <w:rPr>
+          <w:sz w:val="28"/>
+          <w:szCs w:val="28"/>
+        </w:rPr>
+        <w:t xml:space="preserve">[28] 0.0000000 0    </w:t>
+      </w:r>
+    </w:p>
+    <w:p>
+      <w:pPr>
+        <w:pStyle w:val="HTMLPreformatted"/>
+        <w:shd w:val="clear" w:color="auto" w:fill="FFFFFF"/>
+        <w:wordWrap w:val="0"/>
+        <w:spacing w:line="276" w:lineRule="auto"/>
+        <w:rPr>
+          <w:rFonts w:ascii="Times New Roman" w:hAnsi="Times New Roman" w:cs="Times New Roman"/>
+          <w:b/>
+          <w:sz w:val="32"/>
+          <w:szCs w:val="28"/>
+          <w:u w:val="single"/>
+        </w:rPr>
+      </w:pPr>
+    </w:p>
+    <w:p>
+      <w:pPr>
+        <w:pStyle w:val="HTMLPreformatted"/>
+        <w:shd w:val="clear" w:color="auto" w:fill="FFFFFF"/>
+        <w:wordWrap w:val="0"/>
+        <w:spacing w:line="276" w:lineRule="auto"/>
+        <w:rPr>
+          <w:rFonts w:ascii="Times New Roman" w:hAnsi="Times New Roman" w:cs="Times New Roman"/>
+          <w:b/>
+          <w:sz w:val="32"/>
+          <w:szCs w:val="28"/>
+          <w:u w:val="single"/>
+        </w:rPr>
+      </w:pPr>
+      <w:r>
+        <w:rPr>
+          <w:rFonts w:ascii="Times New Roman" w:hAnsi="Times New Roman" w:cs="Times New Roman"/>
+          <w:b/>
+          <w:sz w:val="32"/>
+          <w:szCs w:val="28"/>
+          <w:u w:val="single"/>
+        </w:rPr>
+        <w:t>DIAGRAM</w:t>
+      </w:r>
+    </w:p>
+    <w:p>
+      <w:pPr>
+        <w:pStyle w:val="HTMLPreformatted"/>
+        <w:shd w:val="clear" w:color="auto" w:fill="FFFFFF"/>
+        <w:wordWrap w:val="0"/>
+        <w:spacing w:line="276" w:lineRule="auto"/>
+        <w:rPr>
+          <w:rFonts w:ascii="Times New Roman" w:hAnsi="Times New Roman" w:cs="Times New Roman"/>
+          <w:b/>
+          <w:sz w:val="32"/>
+          <w:szCs w:val="28"/>
+          <w:u w:val="single"/>
+        </w:rPr>
+      </w:pPr>
+    </w:p>
+    <w:p>
+      <w:pPr>
+        <w:spacing w:before="100" w:beforeAutospacing="1" w:after="100" w:afterAutospacing="1" w:line="240" w:lineRule="auto"/>
+        <w:rPr>
+          <w:rFonts w:ascii="Times New Roman" w:eastAsia="Times New Roman" w:hAnsi="Times New Roman" w:cs="Times New Roman"/>
+          <w:sz w:val="24"/>
+          <w:szCs w:val="24"/>
+          <w:lang w:eastAsia="en-IN"/>
+        </w:rPr>
+      </w:pPr>
+      <w:r>
+        <w:rPr>
+          <w:rFonts w:ascii="Times New Roman" w:eastAsia="Times New Roman" w:hAnsi="Times New Roman" w:cs="Times New Roman"/>
+          <w:noProof/>
+          <w:sz w:val="24"/>
+          <w:szCs w:val="24"/>
+          <w:lang w:eastAsia="en-IN"/>
+        </w:rPr>
+        <w:drawing>
+          <wp:inline distT="0" distB="0" distL="0" distR="0">
+            <wp:extent cx="4646295" cy="3529965"/>
+            <wp:effectExtent l="0" t="0" r="1905" b="0"/>
+            <wp:docPr id="1" name="Picture 1" descr="Z:\apriori o.p diagram.png"/>
+            <wp:cNvGraphicFramePr>
+              <a:graphicFrameLocks xmlns:a="http://schemas.openxmlformats.org/drawingml/2006/main" noChangeAspect="1"/>
+            </wp:cNvGraphicFramePr>
+            <a:graphic xmlns:a="http://schemas.openxmlformats.org/drawingml/2006/main">
+              <a:graphicData uri="http://schemas.openxmlformats.org/drawingml/2006/picture">
+                <pic:pic xmlns:pic="http://schemas.openxmlformats.org/drawingml/2006/picture">
+                  <pic:nvPicPr>
+                    <pic:cNvPr id="0" name="Picture 1" descr="Z:\apriori o.p diagram.png"/>
+                    <pic:cNvPicPr>
+                      <a:picLocks noChangeAspect="1" noChangeArrowheads="1"/>
+                    </pic:cNvPicPr>
+                  </pic:nvPicPr>
+                  <pic:blipFill>
+                    <a:blip r:embed="rId8">
+                      <a:extLst>
+                        <a:ext uri="{28A0092B-C50C-407E-A947-70E740481C1C}">
+                          <a14:useLocalDpi xmlns:a14="http://schemas.microsoft.com/office/drawing/2010/main" val="0"/>
+                        </a:ext>
+                      </a:extLst>
+                    </a:blip>
+                    <a:srcRect/>
+                    <a:stretch>
+                      <a:fillRect/>
+                    </a:stretch>
+                  </pic:blipFill>
+                  <pic:spPr bwMode="auto">
+                    <a:xfrm>
+                      <a:off x="0" y="0"/>
+                      <a:ext cx="4646295" cy="3529965"/>
+                    </a:xfrm>
+                    <a:prstGeom prst="rect">
+                      <a:avLst/>
+                    </a:prstGeom>
+                    <a:noFill/>
+                    <a:ln>
+                      <a:noFill/>
+                    </a:ln>
+                  </pic:spPr>
+                </pic:pic>
+              </a:graphicData>
+            </a:graphic>
+          </wp:inline>
+        </w:drawing>
+      </w:r>
+    </w:p>
+    <w:p>
+      <w:pPr>
+        <w:pStyle w:val="HTMLPreformatted"/>
+        <w:shd w:val="clear" w:color="auto" w:fill="FFFFFF"/>
+        <w:wordWrap w:val="0"/>
+        <w:spacing w:line="276" w:lineRule="auto"/>
+        <w:rPr>
+          <w:rFonts w:ascii="Times New Roman" w:hAnsi="Times New Roman" w:cs="Times New Roman"/>
+          <w:b/>
+          <w:sz w:val="32"/>
+          <w:szCs w:val="28"/>
+          <w:u w:val="single"/>
+        </w:rPr>
+      </w:pPr>
+    </w:p>
+    <w:p>
+      <w:pPr>
+        <w:pStyle w:val="HTMLPreformatted"/>
+        <w:shd w:val="clear" w:color="auto" w:fill="FFFFFF"/>
+        <w:wordWrap w:val="0"/>
+        <w:spacing w:line="276" w:lineRule="auto"/>
+        <w:rPr>
+          <w:rFonts w:ascii="Times New Roman" w:hAnsi="Times New Roman" w:cs="Times New Roman"/>
+          <w:b/>
+          <w:sz w:val="32"/>
+          <w:szCs w:val="28"/>
+          <w:u w:val="single"/>
+        </w:rPr>
+      </w:pPr>
+    </w:p>
+    <w:p>
+      <w:pPr>
+        <w:pStyle w:val="HTMLPreformatted"/>
+        <w:shd w:val="clear" w:color="auto" w:fill="FFFFFF"/>
+        <w:wordWrap w:val="0"/>
+        <w:spacing w:line="276" w:lineRule="auto"/>
+        <w:rPr>
+          <w:rFonts w:ascii="Times New Roman" w:hAnsi="Times New Roman" w:cs="Times New Roman"/>
+          <w:b/>
+          <w:sz w:val="32"/>
+          <w:szCs w:val="28"/>
+          <w:u w:val="single"/>
+        </w:rPr>
+      </w:pPr>
+    </w:p>
+    <w:p>
+      <w:pPr>
+        <w:pStyle w:val="HTMLPreformatted"/>
+        <w:shd w:val="clear" w:color="auto" w:fill="FFFFFF"/>
+        <w:wordWrap w:val="0"/>
+        <w:spacing w:line="276" w:lineRule="auto"/>
+        <w:rPr>
+          <w:rFonts w:ascii="Times New Roman" w:hAnsi="Times New Roman" w:cs="Times New Roman"/>
+          <w:b/>
+          <w:sz w:val="28"/>
+          <w:szCs w:val="28"/>
+          <w:u w:val="single"/>
+        </w:rPr>
+      </w:pPr>
+      <w:r>
+        <w:rPr>
+          <w:rFonts w:ascii="Times New Roman" w:hAnsi="Times New Roman" w:cs="Times New Roman"/>
+          <w:b/>
+          <w:sz w:val="28"/>
+          <w:szCs w:val="28"/>
+          <w:u w:val="single"/>
+        </w:rPr>
+        <w:t>RESULT:</w:t>
+      </w:r>
+    </w:p>
+    <w:p>
+      <w:pPr>
+        <w:pStyle w:val="HTMLPreformatted"/>
+        <w:shd w:val="clear" w:color="auto" w:fill="FFFFFF"/>
+        <w:wordWrap w:val="0"/>
+        <w:spacing w:line="276" w:lineRule="auto"/>
+        <w:rPr>
+          <w:rFonts w:ascii="Times New Roman" w:hAnsi="Times New Roman" w:cs="Times New Roman"/>
+          <w:b/>
+          <w:sz w:val="28"/>
+          <w:szCs w:val="28"/>
+          <w:u w:val="single"/>
+        </w:rPr>
+      </w:pPr>
+      <w:r>
+        <w:rPr>
+          <w:rFonts w:ascii="Times New Roman" w:hAnsi="Times New Roman" w:cs="Times New Roman"/>
+          <w:b/>
+          <w:sz w:val="28"/>
+          <w:szCs w:val="28"/>
+          <w:u w:val="single"/>
+        </w:rPr>
+        <w:t xml:space="preserve">  </w:t>
+      </w:r>
+    </w:p>
+    <w:p>
+      <w:pPr>
+        <w:pStyle w:val="HTMLPreformatted"/>
+        <w:shd w:val="clear" w:color="auto" w:fill="FFFFFF"/>
+        <w:wordWrap w:val="0"/>
+        <w:spacing w:line="276" w:lineRule="auto"/>
+        <w:rPr>
+          <w:rFonts w:ascii="Times New Roman" w:hAnsi="Times New Roman" w:cs="Times New Roman"/>
+          <w:sz w:val="24"/>
+          <w:szCs w:val="28"/>
+        </w:rPr>
+      </w:pPr>
+      <w:r>
+        <w:rPr>
+          <w:rFonts w:ascii="Times New Roman" w:hAnsi="Times New Roman" w:cs="Times New Roman"/>
+          <w:sz w:val="24"/>
+          <w:szCs w:val="28"/>
+        </w:rPr>
+        <w:t xml:space="preserve">                         </w:t>
+      </w:r>
+      <w:r>
+        <w:rPr>
+          <w:rFonts w:ascii="Times New Roman" w:hAnsi="Times New Roman" w:cs="Times New Roman"/>
+          <w:sz w:val="24"/>
+          <w:szCs w:val="28"/>
+        </w:rPr>
+        <w:t xml:space="preserve">    </w:t>
+      </w:r>
+      <w:proofErr w:type="spellStart"/>
+      <w:r>
+        <w:rPr>
+          <w:rFonts w:ascii="Times New Roman" w:hAnsi="Times New Roman" w:cs="Times New Roman"/>
+          <w:sz w:val="24"/>
+          <w:szCs w:val="28"/>
+        </w:rPr>
+        <w:t>Apriori</w:t>
+      </w:r>
+      <w:proofErr w:type="spellEnd"/>
+      <w:r>
+        <w:rPr>
+          <w:rFonts w:ascii="Times New Roman" w:hAnsi="Times New Roman" w:cs="Times New Roman"/>
+          <w:sz w:val="24"/>
+          <w:szCs w:val="28"/>
+        </w:rPr>
+        <w:t xml:space="preserve"> Algorithm </w:t>
+      </w:r>
+      <w:r>
+        <w:rPr>
+          <w:rFonts w:ascii="Times New Roman" w:hAnsi="Times New Roman" w:cs="Times New Roman"/>
+          <w:sz w:val="24"/>
+          <w:szCs w:val="28"/>
+        </w:rPr>
+        <w:t>Is successfully executed..</w:t>
+      </w:r>
+      <w:r>
+        <w:rPr>
+          <w:rFonts w:ascii="Times New Roman" w:hAnsi="Times New Roman" w:cs="Times New Roman"/>
+          <w:sz w:val="24"/>
+          <w:szCs w:val="28"/>
+        </w:rPr>
+        <w:t>.</w:t>
+      </w:r>
+    </w:p>
+    <w:p>
+      <w:pPr>
+        <w:pStyle w:val="HTMLPreformatted"/>
+        <w:shd w:val="clear" w:color="auto" w:fill="FFFFFF"/>
+        <w:wordWrap w:val="0"/>
+        <w:spacing w:line="276" w:lineRule="auto"/>
+        <w:jc w:val="center"/>
+        <w:rPr>
+          <w:rFonts w:ascii="Times New Roman" w:hAnsi="Times New Roman" w:cs="Times New Roman"/>
+          <w:b/>
+          <w:sz w:val="32"/>
+          <w:szCs w:val="32"/>
+          <w:u w:val="single"/>
+        </w:rPr>
+      </w:pPr>
+      <w:r>
+        <w:rPr>
+          <w:rFonts w:ascii="Times New Roman" w:hAnsi="Times New Roman" w:cs="Times New Roman"/>
+          <w:b/>
+          <w:sz w:val="32"/>
+          <w:szCs w:val="32"/>
+          <w:u w:val="single"/>
+        </w:rPr>
+        <w:lastRenderedPageBreak/>
+        <w:t>DESITION TREE</w:t>
+      </w:r>
+    </w:p>
+    <w:p>
+      <w:pPr>
+        <w:pStyle w:val="HTMLPreformatted"/>
+        <w:shd w:val="clear" w:color="auto" w:fill="FFFFFF"/>
+        <w:wordWrap w:val="0"/>
+        <w:spacing w:line="276" w:lineRule="auto"/>
+        <w:rPr>
+          <w:rFonts w:ascii="Times New Roman" w:hAnsi="Times New Roman" w:cs="Times New Roman"/>
+          <w:b/>
+          <w:sz w:val="28"/>
+          <w:szCs w:val="28"/>
+          <w:u w:val="single"/>
+        </w:rPr>
+      </w:pPr>
+    </w:p>
+    <w:p>
+      <w:pPr>
+        <w:pStyle w:val="HTMLPreformatted"/>
+        <w:shd w:val="clear" w:color="auto" w:fill="FFFFFF"/>
+        <w:wordWrap w:val="0"/>
+        <w:spacing w:line="276" w:lineRule="auto"/>
+        <w:rPr>
+          <w:rFonts w:ascii="Times New Roman" w:hAnsi="Times New Roman" w:cs="Times New Roman"/>
+          <w:b/>
+          <w:sz w:val="28"/>
+          <w:szCs w:val="28"/>
+          <w:u w:val="single"/>
+        </w:rPr>
+      </w:pPr>
+      <w:r>
+        <w:rPr>
+          <w:rFonts w:ascii="Times New Roman" w:hAnsi="Times New Roman" w:cs="Times New Roman"/>
+          <w:b/>
+          <w:sz w:val="28"/>
+          <w:szCs w:val="28"/>
+          <w:u w:val="single"/>
+        </w:rPr>
+        <w:t>AIM:</w:t>
+      </w:r>
+    </w:p>
+    <w:p>
+      <w:pPr>
+        <w:pStyle w:val="HTMLPreformatted"/>
+        <w:shd w:val="clear" w:color="auto" w:fill="FFFFFF"/>
+        <w:wordWrap w:val="0"/>
+        <w:spacing w:line="276" w:lineRule="auto"/>
+        <w:rPr>
+          <w:rFonts w:ascii="Times New Roman" w:hAnsi="Times New Roman" w:cs="Times New Roman"/>
+          <w:b/>
+          <w:sz w:val="32"/>
+          <w:szCs w:val="28"/>
+          <w:u w:val="single"/>
+        </w:rPr>
+      </w:pPr>
+      <w:r>
+        <w:rPr>
+          <w:rFonts w:ascii="Times New Roman" w:hAnsi="Times New Roman" w:cs="Times New Roman"/>
+          <w:b/>
+          <w:sz w:val="32"/>
+          <w:szCs w:val="28"/>
+          <w:u w:val="single"/>
+        </w:rPr>
+        <w:t xml:space="preserve">         </w:t>
+      </w:r>
       <w:bookmarkStart w:id="0" w:name="_GoBack"/>
       <w:bookmarkEnd w:id="0"/>
     </w:p>
-    <w:p>
-      <w:pPr>
-        <w:pStyle w:val="HTMLPreformatted"/>
-        <w:shd w:val="clear" w:color="auto" w:fill="FFFFFF"/>
-        <w:wordWrap w:val="0"/>
-        <w:spacing w:line="276" w:lineRule="auto"/>
-        <w:rPr>
-          <w:rFonts w:ascii="Times New Roman" w:hAnsi="Times New Roman" w:cs="Times New Roman"/>
-          <w:b/>
-          <w:sz w:val="32"/>
-          <w:szCs w:val="28"/>
-          <w:u w:val="single"/>
-        </w:rPr>
-      </w:pPr>
-    </w:p>
     <w:sectPr>
+      <w:footerReference w:type="default" r:id="rId9"/>
       <w:pgSz w:w="11906" w:h="16838"/>
       <w:pgMar w:top="1440" w:right="1440" w:bottom="1440" w:left="1440" w:header="708" w:footer="708" w:gutter="0"/>
       <w:cols w:space="708"/>
@@ -35213,6 +37875,114 @@
     </w:sectPr>
   </w:body>
 </w:document>
+</file>
+
+<file path=word/endnotes.xml><?xml version="1.0" encoding="utf-8"?>
+<w:endnotes xmlns:wpc="http://schemas.microsoft.com/office/word/2010/wordprocessingCanvas" xmlns:cx="http://schemas.microsoft.com/office/drawing/2014/chartex" xmlns:mc="http://schemas.openxmlformats.org/markup-compatibility/2006" xmlns:o="urn:schemas-microsoft-com:office:office" xmlns:r="http://schemas.openxmlformats.org/officeDocument/2006/relationships" xmlns:m="http://schemas.openxmlformats.org/officeDocument/2006/math" xmlns:v="urn:schemas-microsoft-com:vml" xmlns:wp14="http://schemas.microsoft.com/office/word/2010/wordprocessingDrawing" xmlns:wp="http://schemas.openxmlformats.org/drawingml/2006/wordprocessingDrawing" xmlns:w10="urn:schemas-microsoft-com:office:word" xmlns:w="http://schemas.openxmlformats.org/wordprocessingml/2006/main" xmlns:w14="http://schemas.microsoft.com/office/word/2010/wordml" xmlns:w15="http://schemas.microsoft.com/office/word/2012/wordml" xmlns:w16se="http://schemas.microsoft.com/office/word/2015/wordml/symex" xmlns:wpg="http://schemas.microsoft.com/office/word/2010/wordprocessingGroup" xmlns:wpi="http://schemas.microsoft.com/office/word/2010/wordprocessingInk" xmlns:wne="http://schemas.microsoft.com/office/word/2006/wordml" xmlns:wps="http://schemas.microsoft.com/office/word/2010/wordprocessingShape" mc:Ignorable="w14 w15 w16se wp14">
+  <w:endnote w:type="separator" w:id="-1">
+    <w:p>
+      <w:pPr>
+        <w:spacing w:after="0" w:line="240" w:lineRule="auto"/>
+      </w:pPr>
+      <w:r>
+        <w:separator/>
+      </w:r>
+    </w:p>
+  </w:endnote>
+  <w:endnote w:type="continuationSeparator" w:id="0">
+    <w:p>
+      <w:pPr>
+        <w:spacing w:after="0" w:line="240" w:lineRule="auto"/>
+      </w:pPr>
+      <w:r>
+        <w:continuationSeparator/>
+      </w:r>
+    </w:p>
+  </w:endnote>
+</w:endnotes>
+</file>
+
+<file path=word/footer1.xml><?xml version="1.0" encoding="utf-8"?>
+<w:ftr xmlns:wpc="http://schemas.microsoft.com/office/word/2010/wordprocessingCanvas" xmlns:cx="http://schemas.microsoft.com/office/drawing/2014/chartex" xmlns:mc="http://schemas.openxmlformats.org/markup-compatibility/2006" xmlns:o="urn:schemas-microsoft-com:office:office" xmlns:r="http://schemas.openxmlformats.org/officeDocument/2006/relationships" xmlns:m="http://schemas.openxmlformats.org/officeDocument/2006/math" xmlns:v="urn:schemas-microsoft-com:vml" xmlns:wp14="http://schemas.microsoft.com/office/word/2010/wordprocessingDrawing" xmlns:wp="http://schemas.openxmlformats.org/drawingml/2006/wordprocessingDrawing" xmlns:w10="urn:schemas-microsoft-com:office:word" xmlns:w="http://schemas.openxmlformats.org/wordprocessingml/2006/main" xmlns:w14="http://schemas.microsoft.com/office/word/2010/wordml" xmlns:w15="http://schemas.microsoft.com/office/word/2012/wordml" xmlns:w16se="http://schemas.microsoft.com/office/word/2015/wordml/symex" xmlns:wpg="http://schemas.microsoft.com/office/word/2010/wordprocessingGroup" xmlns:wpi="http://schemas.microsoft.com/office/word/2010/wordprocessingInk" xmlns:wne="http://schemas.microsoft.com/office/word/2006/wordml" xmlns:wps="http://schemas.microsoft.com/office/word/2010/wordprocessingShape" mc:Ignorable="w14 w15 w16se wp14">
+  <w:p>
+    <w:pPr>
+      <w:pStyle w:val="Footer"/>
+      <w:jc w:val="center"/>
+      <w:rPr>
+        <w:caps/>
+        <w:noProof/>
+        <w:color w:val="000000" w:themeColor="text1"/>
+      </w:rPr>
+    </w:pPr>
+    <w:r>
+      <w:rPr>
+        <w:caps/>
+        <w:color w:val="000000" w:themeColor="text1"/>
+      </w:rPr>
+      <w:fldChar w:fldCharType="begin"/>
+    </w:r>
+    <w:r>
+      <w:rPr>
+        <w:caps/>
+        <w:color w:val="000000" w:themeColor="text1"/>
+      </w:rPr>
+      <w:instrText xml:space="preserve"> PAGE   \* MERGEFORMAT </w:instrText>
+    </w:r>
+    <w:r>
+      <w:rPr>
+        <w:caps/>
+        <w:color w:val="000000" w:themeColor="text1"/>
+      </w:rPr>
+      <w:fldChar w:fldCharType="separate"/>
+    </w:r>
+    <w:r>
+      <w:rPr>
+        <w:caps/>
+        <w:noProof/>
+        <w:color w:val="000000" w:themeColor="text1"/>
+      </w:rPr>
+      <w:t>38</w:t>
+    </w:r>
+    <w:r>
+      <w:rPr>
+        <w:caps/>
+        <w:noProof/>
+        <w:color w:val="000000" w:themeColor="text1"/>
+      </w:rPr>
+      <w:fldChar w:fldCharType="end"/>
+    </w:r>
+  </w:p>
+  <w:p>
+    <w:pPr>
+      <w:pStyle w:val="Footer"/>
+    </w:pPr>
+  </w:p>
+</w:ftr>
+</file>
+
+<file path=word/footnotes.xml><?xml version="1.0" encoding="utf-8"?>
+<w:footnotes xmlns:wpc="http://schemas.microsoft.com/office/word/2010/wordprocessingCanvas" xmlns:cx="http://schemas.microsoft.com/office/drawing/2014/chartex" xmlns:mc="http://schemas.openxmlformats.org/markup-compatibility/2006" xmlns:o="urn:schemas-microsoft-com:office:office" xmlns:r="http://schemas.openxmlformats.org/officeDocument/2006/relationships" xmlns:m="http://schemas.openxmlformats.org/officeDocument/2006/math" xmlns:v="urn:schemas-microsoft-com:vml" xmlns:wp14="http://schemas.microsoft.com/office/word/2010/wordprocessingDrawing" xmlns:wp="http://schemas.openxmlformats.org/drawingml/2006/wordprocessingDrawing" xmlns:w10="urn:schemas-microsoft-com:office:word" xmlns:w="http://schemas.openxmlformats.org/wordprocessingml/2006/main" xmlns:w14="http://schemas.microsoft.com/office/word/2010/wordml" xmlns:w15="http://schemas.microsoft.com/office/word/2012/wordml" xmlns:w16se="http://schemas.microsoft.com/office/word/2015/wordml/symex" xmlns:wpg="http://schemas.microsoft.com/office/word/2010/wordprocessingGroup" xmlns:wpi="http://schemas.microsoft.com/office/word/2010/wordprocessingInk" xmlns:wne="http://schemas.microsoft.com/office/word/2006/wordml" xmlns:wps="http://schemas.microsoft.com/office/word/2010/wordprocessingShape" mc:Ignorable="w14 w15 w16se wp14">
+  <w:footnote w:type="separator" w:id="-1">
+    <w:p>
+      <w:pPr>
+        <w:spacing w:after="0" w:line="240" w:lineRule="auto"/>
+      </w:pPr>
+      <w:r>
+        <w:separator/>
+      </w:r>
+    </w:p>
+  </w:footnote>
+  <w:footnote w:type="continuationSeparator" w:id="0">
+    <w:p>
+      <w:pPr>
+        <w:spacing w:after="0" w:line="240" w:lineRule="auto"/>
+      </w:pPr>
+      <w:r>
+        <w:continuationSeparator/>
+      </w:r>
+    </w:p>
+  </w:footnote>
+</w:footnotes>
 </file>
 
 <file path=word/numbering.xml><?xml version="1.0" encoding="utf-8"?>
@@ -38126,6 +40896,50 @@
       <w:szCs w:val="24"/>
     </w:rPr>
   </w:style>
+  <w:style w:type="paragraph" w:styleId="Header">
+    <w:name w:val="header"/>
+    <w:basedOn w:val="Normal"/>
+    <w:link w:val="HeaderChar"/>
+    <w:uiPriority w:val="99"/>
+    <w:unhideWhenUsed/>
+    <w:rsid w:val="000337B4"/>
+    <w:pPr>
+      <w:tabs>
+        <w:tab w:val="center" w:pos="4513"/>
+        <w:tab w:val="right" w:pos="9026"/>
+      </w:tabs>
+      <w:spacing w:after="0" w:line="240" w:lineRule="auto"/>
+    </w:pPr>
+  </w:style>
+  <w:style w:type="character" w:customStyle="1" w:styleId="HeaderChar">
+    <w:name w:val="Header Char"/>
+    <w:basedOn w:val="DefaultParagraphFont"/>
+    <w:link w:val="Header"/>
+    <w:uiPriority w:val="99"/>
+    <w:rsid w:val="000337B4"/>
+  </w:style>
+  <w:style w:type="paragraph" w:styleId="Footer">
+    <w:name w:val="footer"/>
+    <w:basedOn w:val="Normal"/>
+    <w:link w:val="FooterChar"/>
+    <w:uiPriority w:val="99"/>
+    <w:unhideWhenUsed/>
+    <w:rsid w:val="000337B4"/>
+    <w:pPr>
+      <w:tabs>
+        <w:tab w:val="center" w:pos="4513"/>
+        <w:tab w:val="right" w:pos="9026"/>
+      </w:tabs>
+      <w:spacing w:after="0" w:line="240" w:lineRule="auto"/>
+    </w:pPr>
+  </w:style>
+  <w:style w:type="character" w:customStyle="1" w:styleId="FooterChar">
+    <w:name w:val="Footer Char"/>
+    <w:basedOn w:val="DefaultParagraphFont"/>
+    <w:link w:val="Footer"/>
+    <w:uiPriority w:val="99"/>
+    <w:rsid w:val="000337B4"/>
+  </w:style>
 </w:styles>
 </file>
 
@@ -38395,7 +41209,7 @@
 </file>
 
 <file path=customXml/itemProps1.xml><?xml version="1.0" encoding="utf-8"?>
-<ds:datastoreItem xmlns:ds="http://schemas.openxmlformats.org/officeDocument/2006/customXml" ds:itemID="{962D9993-D02B-4990-AB6B-CBDBEA44A6DE}">
+<ds:datastoreItem xmlns:ds="http://schemas.openxmlformats.org/officeDocument/2006/customXml" ds:itemID="{FB1DE2F5-FB86-423A-BE31-28B722FB3C32}">
   <ds:schemaRefs>
     <ds:schemaRef ds:uri="http://schemas.openxmlformats.org/officeDocument/2006/bibliography"/>
   </ds:schemaRefs>
